--- a/Сценарии использования системы (use cases).docx
+++ b/Сценарии использования системы (use cases).docx
@@ -4,14 +4,11 @@
   <w:body>
     <w:p>
       <w:pPr>
-        <w:pStyle w:val="NORMALTEXT"/>
-        <w:ind w:firstLine="0"/>
+        <w:contextualSpacing w:val="0"/>
         <w:jc w:val="center"/>
         <w:rPr>
-          <w:rFonts w:eastAsia="Malgun Gothic"/>
           <w:b/>
           <w:bCs/>
-          <w:lang w:eastAsia="ko-KR"/>
         </w:rPr>
       </w:pPr>
       <w:bookmarkStart w:id="0" w:name="_Hlk240903134"/>
@@ -22,15 +19,432 @@
           <w:b/>
           <w:bCs/>
         </w:rPr>
-        <w:t>Сценарии использования системы</w:t>
+        <w:t>Приложение А Сценарии использования системы</w:t>
       </w:r>
     </w:p>
     <w:p>
       <w:pPr>
         <w:pStyle w:val="NORMALTEXT"/>
+        <w:ind w:firstLine="709"/>
+        <w:contextualSpacing w:val="0"/>
+      </w:pPr>
+      <w:r>
+        <w:t>А.1 Участники системы (Акторы) Взаимодействие с информационной системой управления игровым сервисом осуществляют пользователи (акторы) и внешние системы, роли которых описаны в таблице 1.</w:t>
+      </w:r>
+    </w:p>
+    <w:tbl>
+      <w:tblPr>
+        <w:tblStyle w:val="ac"/>
+        <w:tblW w:w="0" w:type="auto"/>
+        <w:tblLook w:val="04A0" w:firstRow="1" w:lastRow="0" w:firstColumn="1" w:lastColumn="0" w:noHBand="0" w:noVBand="1"/>
+      </w:tblPr>
+      <w:tblGrid>
+        <w:gridCol w:w="2263"/>
+        <w:gridCol w:w="1985"/>
+        <w:gridCol w:w="5947"/>
+      </w:tblGrid>
+      <w:tr>
+        <w:trPr>
+          <w:cnfStyle w:val="100000000000" w:firstRow="1" w:lastRow="0" w:firstColumn="0" w:lastColumn="0" w:oddVBand="0" w:evenVBand="0" w:oddHBand="0" w:evenHBand="0" w:firstRowFirstColumn="0" w:firstRowLastColumn="0" w:lastRowFirstColumn="0" w:lastRowLastColumn="0"/>
+        </w:trPr>
+        <w:tc>
+          <w:tcPr>
+            <w:tcW w:w="2263" w:type="dxa"/>
+          </w:tcPr>
+          <w:p>
+            <w:pPr>
+              <w:spacing w:before="0" w:line="240" w:lineRule="auto"/>
+              <w:ind w:firstLine="0"/>
+              <w:contextualSpacing w:val="0"/>
+              <w:jc w:val="center"/>
+              <w:rPr>
+                <w:rFonts w:cs="Times New Roman"/>
+                <w:b/>
+                <w:bCs/>
+              </w:rPr>
+            </w:pPr>
+            <w:r>
+              <w:rPr>
+                <w:rStyle w:val="afe"/>
+                <w:rFonts w:cs="Times New Roman"/>
+              </w:rPr>
+              <w:t>Актор</w:t>
+            </w:r>
+          </w:p>
+        </w:tc>
+        <w:tc>
+          <w:tcPr>
+            <w:tcW w:w="1985" w:type="dxa"/>
+          </w:tcPr>
+          <w:p>
+            <w:pPr>
+              <w:pStyle w:val="NORMALTEXT"/>
+              <w:spacing w:before="0" w:line="276" w:lineRule="auto"/>
+              <w:ind w:firstLine="0"/>
+              <w:contextualSpacing w:val="0"/>
+              <w:jc w:val="center"/>
+              <w:rPr>
+                <w:rFonts w:cs="Times New Roman"/>
+                <w:b/>
+                <w:bCs/>
+              </w:rPr>
+            </w:pPr>
+            <w:r>
+              <w:rPr>
+                <w:rFonts w:cs="Times New Roman"/>
+                <w:b/>
+                <w:bCs/>
+              </w:rPr>
+              <w:t>Тип</w:t>
+            </w:r>
+          </w:p>
+        </w:tc>
+        <w:tc>
+          <w:tcPr>
+            <w:tcW w:w="5947" w:type="dxa"/>
+          </w:tcPr>
+          <w:p>
+            <w:pPr>
+              <w:pStyle w:val="NORMALTEXT"/>
+              <w:spacing w:before="0" w:line="276" w:lineRule="auto"/>
+              <w:ind w:firstLine="0"/>
+              <w:contextualSpacing w:val="0"/>
+              <w:jc w:val="center"/>
+              <w:rPr>
+                <w:rFonts w:cs="Times New Roman"/>
+                <w:b/>
+                <w:bCs/>
+              </w:rPr>
+            </w:pPr>
+            <w:r>
+              <w:rPr>
+                <w:rFonts w:cs="Times New Roman"/>
+                <w:b/>
+                <w:bCs/>
+              </w:rPr>
+              <w:t>Описание и участие в вариантах использования</w:t>
+            </w:r>
+          </w:p>
+        </w:tc>
+      </w:tr>
+      <w:tr>
+        <w:tc>
+          <w:tcPr>
+            <w:tcW w:w="2263" w:type="dxa"/>
+          </w:tcPr>
+          <w:p>
+            <w:pPr>
+              <w:pStyle w:val="NORMALTEXT"/>
+              <w:spacing w:before="0" w:line="276" w:lineRule="auto"/>
+              <w:ind w:firstLine="0"/>
+              <w:contextualSpacing w:val="0"/>
+              <w:jc w:val="left"/>
+              <w:rPr>
+                <w:rFonts w:cs="Times New Roman"/>
+              </w:rPr>
+            </w:pPr>
+            <w:r>
+              <w:rPr>
+                <w:rFonts w:cs="Times New Roman"/>
+              </w:rPr>
+              <w:t>Администратор (Кассир)</w:t>
+            </w:r>
+          </w:p>
+        </w:tc>
+        <w:tc>
+          <w:tcPr>
+            <w:tcW w:w="1985" w:type="dxa"/>
+          </w:tcPr>
+          <w:p>
+            <w:pPr>
+              <w:pStyle w:val="NORMALTEXT"/>
+              <w:spacing w:before="0" w:line="276" w:lineRule="auto"/>
+              <w:ind w:firstLine="0"/>
+              <w:contextualSpacing w:val="0"/>
+              <w:jc w:val="left"/>
+              <w:rPr>
+                <w:rFonts w:cs="Times New Roman"/>
+              </w:rPr>
+            </w:pPr>
+            <w:r>
+              <w:rPr>
+                <w:rFonts w:cs="Times New Roman"/>
+              </w:rPr>
+              <w:t>Пользователь системы</w:t>
+            </w:r>
+          </w:p>
+        </w:tc>
+        <w:tc>
+          <w:tcPr>
+            <w:tcW w:w="5947" w:type="dxa"/>
+          </w:tcPr>
+          <w:p>
+            <w:pPr>
+              <w:pStyle w:val="NORMALTEXT"/>
+              <w:spacing w:before="0" w:line="276" w:lineRule="auto"/>
+              <w:ind w:firstLine="0"/>
+              <w:contextualSpacing w:val="0"/>
+              <w:jc w:val="left"/>
+              <w:rPr>
+                <w:rFonts w:cs="Times New Roman"/>
+              </w:rPr>
+            </w:pPr>
+            <w:r>
+              <w:rPr>
+                <w:rFonts w:cs="Times New Roman"/>
+              </w:rPr>
+              <w:t>Сотрудник игрового центра. Осуществляет запуск сессий (UC-01), продажу товаров (UC-03), регистрацию клиентов (UC-04), продление времени (UC-05), управление статусами ПК (UC-07) и закрытие смены (UC-06). Контролирует бронирования (UC-02).</w:t>
+            </w:r>
+          </w:p>
+        </w:tc>
+      </w:tr>
+      <w:tr>
+        <w:tc>
+          <w:tcPr>
+            <w:tcW w:w="2263" w:type="dxa"/>
+          </w:tcPr>
+          <w:p>
+            <w:pPr>
+              <w:pStyle w:val="NORMALTEXT"/>
+              <w:spacing w:before="0" w:line="276" w:lineRule="auto"/>
+              <w:ind w:firstLine="0"/>
+              <w:contextualSpacing w:val="0"/>
+              <w:jc w:val="left"/>
+              <w:rPr>
+                <w:rFonts w:cs="Times New Roman"/>
+              </w:rPr>
+            </w:pPr>
+            <w:r>
+              <w:t xml:space="preserve">Клиент </w:t>
+            </w:r>
+          </w:p>
+        </w:tc>
+        <w:tc>
+          <w:tcPr>
+            <w:tcW w:w="1985" w:type="dxa"/>
+          </w:tcPr>
+          <w:p>
+            <w:pPr>
+              <w:pStyle w:val="NORMALTEXT"/>
+              <w:spacing w:before="0" w:line="276" w:lineRule="auto"/>
+              <w:ind w:firstLine="0"/>
+              <w:contextualSpacing w:val="0"/>
+              <w:jc w:val="left"/>
+              <w:rPr>
+                <w:rFonts w:cs="Times New Roman"/>
+              </w:rPr>
+            </w:pPr>
+            <w:r>
+              <w:t>Внешний пользователь</w:t>
+            </w:r>
+          </w:p>
+        </w:tc>
+        <w:tc>
+          <w:tcPr>
+            <w:tcW w:w="5947" w:type="dxa"/>
+          </w:tcPr>
+          <w:p>
+            <w:pPr>
+              <w:pStyle w:val="NORMALTEXT"/>
+              <w:spacing w:before="0" w:line="276" w:lineRule="auto"/>
+              <w:ind w:firstLine="0"/>
+              <w:contextualSpacing w:val="0"/>
+              <w:jc w:val="left"/>
+              <w:rPr>
+                <w:rFonts w:cs="Times New Roman"/>
+              </w:rPr>
+            </w:pPr>
+            <w:r>
+              <w:t>Физическое лицо, потребитель услуг. Инициирует аренду ПК (UC-01), покупки в баре (UC-03), продление времени (UC-05), регистрируется в программе лояльности (UC-04) и оставляет онлайн-заявки (UC-02).</w:t>
+            </w:r>
+          </w:p>
+        </w:tc>
+      </w:tr>
+      <w:tr>
+        <w:trPr>
+          <w:trHeight w:val="1148"/>
+        </w:trPr>
+        <w:tc>
+          <w:tcPr>
+            <w:tcW w:w="2263" w:type="dxa"/>
+          </w:tcPr>
+          <w:p>
+            <w:pPr>
+              <w:pStyle w:val="NORMALTEXT"/>
+              <w:spacing w:before="0" w:line="276" w:lineRule="auto"/>
+              <w:ind w:firstLine="0"/>
+              <w:contextualSpacing w:val="0"/>
+              <w:jc w:val="left"/>
+            </w:pPr>
+            <w:r>
+              <w:t>Система 1С: Предприятие 8.3</w:t>
+            </w:r>
+          </w:p>
+        </w:tc>
+        <w:tc>
+          <w:tcPr>
+            <w:tcW w:w="1985" w:type="dxa"/>
+          </w:tcPr>
+          <w:p>
+            <w:pPr>
+              <w:pStyle w:val="NORMALTEXT"/>
+              <w:spacing w:before="0" w:line="276" w:lineRule="auto"/>
+              <w:ind w:firstLine="0"/>
+              <w:contextualSpacing w:val="0"/>
+              <w:jc w:val="left"/>
+            </w:pPr>
+            <w:r>
+              <w:t>Внутренняя система</w:t>
+            </w:r>
+          </w:p>
+        </w:tc>
+        <w:tc>
+          <w:tcPr>
+            <w:tcW w:w="5947" w:type="dxa"/>
+          </w:tcPr>
+          <w:p>
+            <w:pPr>
+              <w:pStyle w:val="NORMALTEXT"/>
+              <w:spacing w:before="0" w:line="276" w:lineRule="auto"/>
+              <w:ind w:firstLine="0"/>
+              <w:contextualSpacing w:val="0"/>
+              <w:jc w:val="left"/>
+            </w:pPr>
+            <w:r>
+              <w:t>Ядро комплекса. Выполняет автоматические расчеты стоимости, контроль расписания, проверку складских остатков, управление статусами оборудования и формирование отчетов (участвует во всех UC).</w:t>
+            </w:r>
+          </w:p>
+        </w:tc>
+      </w:tr>
+      <w:tr>
+        <w:tc>
+          <w:tcPr>
+            <w:tcW w:w="2263" w:type="dxa"/>
+          </w:tcPr>
+          <w:p>
+            <w:pPr>
+              <w:pStyle w:val="NORMALTEXT"/>
+              <w:spacing w:before="0" w:line="276" w:lineRule="auto"/>
+              <w:ind w:firstLine="0"/>
+              <w:contextualSpacing w:val="0"/>
+              <w:jc w:val="left"/>
+            </w:pPr>
+            <w:r>
+              <w:t>CRM Битрикс24</w:t>
+            </w:r>
+          </w:p>
+        </w:tc>
+        <w:tc>
+          <w:tcPr>
+            <w:tcW w:w="1985" w:type="dxa"/>
+          </w:tcPr>
+          <w:p>
+            <w:pPr>
+              <w:pStyle w:val="NORMALTEXT"/>
+              <w:spacing w:before="0" w:line="276" w:lineRule="auto"/>
+              <w:ind w:firstLine="0"/>
+              <w:contextualSpacing w:val="0"/>
+              <w:jc w:val="left"/>
+            </w:pPr>
+            <w:r>
+              <w:t>Внешняя система</w:t>
+            </w:r>
+          </w:p>
+        </w:tc>
+        <w:tc>
+          <w:tcPr>
+            <w:tcW w:w="5947" w:type="dxa"/>
+          </w:tcPr>
+          <w:p>
+            <w:pPr>
+              <w:pStyle w:val="NORMALTEXT"/>
+              <w:spacing w:before="0" w:line="276" w:lineRule="auto"/>
+              <w:ind w:firstLine="0"/>
+              <w:contextualSpacing w:val="0"/>
+              <w:jc w:val="left"/>
+            </w:pPr>
+            <w:r>
+              <w:t>Платформа управления взаимоотношениями с клиентами. Принимает заявки с сайта</w:t>
+            </w:r>
+            <w:r>
+              <w:t xml:space="preserve"> или </w:t>
+            </w:r>
+            <w:r>
+              <w:t>соцсетей, формирует JSON-пакеты и взаимодействует с 1С по REST API (UC-02).</w:t>
+            </w:r>
+          </w:p>
+        </w:tc>
+      </w:tr>
+    </w:tbl>
+    <w:p>
+      <w:pPr>
+        <w:pStyle w:val="NORMALTEXT"/>
+        <w:ind w:firstLine="709"/>
+      </w:pPr>
+      <w:r>
+        <w:rPr>
+          <w:b/>
+          <w:bCs/>
+        </w:rPr>
+        <w:t>А.2 Матрица и правила распределения прав доступа (RLS)</w:t>
+      </w:r>
+      <w:r>
+        <w:t xml:space="preserve"> </w:t>
+      </w:r>
+    </w:p>
+    <w:p>
+      <w:pPr>
+        <w:pStyle w:val="NORMALTEXT"/>
+        <w:spacing w:before="0"/>
+        <w:ind w:firstLine="709"/>
+        <w:contextualSpacing w:val="0"/>
+      </w:pPr>
+      <w:r>
+        <w:t>Для обеспечения финансовой безопасности и предотвращения злоупотреблений в системе реализовано разграничение прав доступа на уровне записей (RLS):</w:t>
+      </w:r>
+    </w:p>
+    <w:p>
+      <w:pPr>
+        <w:pStyle w:val="a0"/>
+      </w:pPr>
+      <w:r>
+        <w:t>Запрет ручного ценообразования: Роль «Администратор (Кассир)» не имеет прав на редактирование поля «Цена» в документах «Игровая сессия» и «Продажа товаров». Цены подтягиваются строго из регистра сведений «Цены номенклатуры».</w:t>
+      </w:r>
+    </w:p>
+    <w:p>
+      <w:pPr>
+        <w:pStyle w:val="a0"/>
+      </w:pPr>
+      <w:r>
+        <w:t>Запрет ретроспективных изменений: Администратор не имеет прав на снятие с проведения или изменение документов (сессий, продаж чеков) после закрытия кассовой смены (UC-06).</w:t>
+      </w:r>
+    </w:p>
+    <w:p>
+      <w:pPr>
+        <w:pStyle w:val="a0"/>
+      </w:pPr>
+      <w:r>
+        <w:t>Фиксация времени: Время начала и окончания сессий синхронизируется строго с системным временем сервера 1С, ручная корректировка таймеров заблокирована.</w:t>
+      </w:r>
+    </w:p>
+    <w:p>
+      <w:pPr>
+        <w:pStyle w:val="NORMALTEXT"/>
+        <w:spacing w:before="0"/>
         <w:ind w:firstLine="0"/>
       </w:pPr>
       <w:r>
+        <w:br w:type="page"/>
+      </w:r>
+    </w:p>
+    <w:p>
+      <w:pPr>
+        <w:pStyle w:val="NORMALTEXT"/>
+        <w:spacing w:before="0"/>
+        <w:ind w:firstLine="0"/>
+      </w:pPr>
+      <w:r>
+        <w:lastRenderedPageBreak/>
         <w:t>Таблица 1 – Сценарий использования системы 1</w:t>
       </w:r>
     </w:p>
@@ -591,44 +1005,59 @@
                 <w:rFonts w:cs="Times New Roman"/>
                 <w:szCs w:val="24"/>
               </w:rPr>
+              <w:t>Специальные события</w:t>
+            </w:r>
+          </w:p>
+        </w:tc>
+        <w:tc>
+          <w:tcPr>
+            <w:tcW w:w="5098" w:type="dxa"/>
+          </w:tcPr>
+          <w:p>
+            <w:pPr>
+              <w:pStyle w:val="NORMALTEXT"/>
+              <w:spacing w:before="0" w:line="276" w:lineRule="auto"/>
+              <w:ind w:firstLine="0"/>
+              <w:contextualSpacing w:val="0"/>
+              <w:jc w:val="left"/>
+              <w:rPr>
+                <w:rFonts w:eastAsia="Malgun Gothic"/>
+                <w:lang w:eastAsia="ko-KR"/>
+              </w:rPr>
+            </w:pPr>
+            <w:r>
+              <w:rPr>
+                <w:rFonts w:eastAsia="Malgun Gothic"/>
+                <w:lang w:eastAsia="ko-KR"/>
+              </w:rPr>
+              <w:t xml:space="preserve">Время старта сессии должно жестко фиксироваться на основе защищенного </w:t>
+            </w:r>
+            <w:r>
+              <w:rPr>
+                <w:rFonts w:eastAsia="Malgun Gothic"/>
+                <w:lang w:eastAsia="ko-KR"/>
+              </w:rPr>
               <w:lastRenderedPageBreak/>
-              <w:t>Специальные события</w:t>
-            </w:r>
-          </w:p>
-        </w:tc>
-        <w:tc>
-          <w:tcPr>
-            <w:tcW w:w="5098" w:type="dxa"/>
-          </w:tcPr>
-          <w:p>
-            <w:pPr>
-              <w:pStyle w:val="NORMALTEXT"/>
-              <w:spacing w:before="0" w:line="276" w:lineRule="auto"/>
-              <w:ind w:firstLine="0"/>
-              <w:contextualSpacing w:val="0"/>
-              <w:jc w:val="left"/>
-              <w:rPr>
-                <w:rFonts w:eastAsia="Malgun Gothic"/>
-                <w:lang w:eastAsia="ko-KR"/>
-              </w:rPr>
-            </w:pPr>
-            <w:r>
-              <w:rPr>
-                <w:rFonts w:eastAsia="Malgun Gothic"/>
-                <w:lang w:eastAsia="ko-KR"/>
-              </w:rPr>
-              <w:t>Время старта сессии должно жестко фиксироваться на основе защищенного системного времени сервера 1С: Предприятие для исключения махинаций администратора со временем.</w:t>
+              <w:t>системного времени сервера 1С: Предприятие для исключения махинаций администратора со временем.</w:t>
             </w:r>
           </w:p>
         </w:tc>
       </w:tr>
+      <w:bookmarkEnd w:id="0"/>
+      <w:bookmarkEnd w:id="1"/>
+      <w:bookmarkEnd w:id="2"/>
     </w:tbl>
-    <w:bookmarkEnd w:id="0"/>
-    <w:bookmarkEnd w:id="1"/>
-    <w:bookmarkEnd w:id="2"/>
     <w:p>
       <w:pPr>
         <w:pStyle w:val="NORMALTEXT"/>
+        <w:spacing w:before="0"/>
+        <w:ind w:firstLine="0"/>
+      </w:pPr>
+    </w:p>
+    <w:p>
+      <w:pPr>
+        <w:pStyle w:val="NORMALTEXT"/>
+        <w:spacing w:before="0"/>
         <w:ind w:firstLine="0"/>
       </w:pPr>
       <w:r>
@@ -1287,6 +1716,14 @@
     <w:p>
       <w:pPr>
         <w:pStyle w:val="NORMALTEXT"/>
+        <w:spacing w:before="0"/>
+        <w:ind w:firstLine="0"/>
+      </w:pPr>
+    </w:p>
+    <w:p>
+      <w:pPr>
+        <w:pStyle w:val="NORMALTEXT"/>
+        <w:spacing w:before="0"/>
         <w:ind w:firstLine="0"/>
       </w:pPr>
       <w:r>
@@ -1759,7 +2196,15 @@
                 <w:rFonts w:eastAsia="Malgun Gothic"/>
                 <w:lang w:eastAsia="ko-KR"/>
               </w:rPr>
-              <w:t>Система блокирует возможность проведения документа и выводит модальное окно с критической ошибкой: «Недостаточно товара на складе. Операция отменена».</w:t>
+              <w:t xml:space="preserve">Система блокирует возможность проведения документа и выводит модальное окно с </w:t>
+            </w:r>
+            <w:r>
+              <w:rPr>
+                <w:rFonts w:eastAsia="Malgun Gothic"/>
+                <w:lang w:eastAsia="ko-KR"/>
+              </w:rPr>
+              <w:lastRenderedPageBreak/>
+              <w:t>критической ошибкой: «Недостаточно товара на складе. Операция отменена».</w:t>
             </w:r>
           </w:p>
           <w:p>
@@ -1778,7 +2223,6 @@
                 <w:rFonts w:eastAsia="Malgun Gothic"/>
                 <w:lang w:eastAsia="ko-KR"/>
               </w:rPr>
-              <w:lastRenderedPageBreak/>
               <w:t>Кассиру необходимо нажать «ОК», удалить отсутствующую позицию из документа и предложить клиенту аналогичный товар из наличия (возврат к шагу 3).</w:t>
             </w:r>
           </w:p>
@@ -1885,6 +2329,2036 @@
                 <w:lang w:eastAsia="ko-KR"/>
               </w:rPr>
               <w:t>Кассиру должно быть на уровне прав доступа запрещено ручное редактирование цен в колонке «Цена» документа продажи.</w:t>
+            </w:r>
+          </w:p>
+        </w:tc>
+      </w:tr>
+    </w:tbl>
+    <w:p>
+      <w:pPr>
+        <w:pStyle w:val="NORMALTEXT"/>
+        <w:ind w:firstLine="0"/>
+      </w:pPr>
+    </w:p>
+    <w:p>
+      <w:pPr>
+        <w:pStyle w:val="NORMALTEXT"/>
+        <w:ind w:firstLine="0"/>
+      </w:pPr>
+      <w:r>
+        <w:t>Таблица 4 – Сценарий использования системы 4</w:t>
+      </w:r>
+    </w:p>
+    <w:tbl>
+      <w:tblPr>
+        <w:tblStyle w:val="ac"/>
+        <w:tblW w:w="20389" w:type="dxa"/>
+        <w:tblLook w:val="04A0" w:firstRow="1" w:lastRow="0" w:firstColumn="1" w:lastColumn="0" w:noHBand="0" w:noVBand="1"/>
+      </w:tblPr>
+      <w:tblGrid>
+        <w:gridCol w:w="5097"/>
+        <w:gridCol w:w="5097"/>
+        <w:gridCol w:w="5097"/>
+        <w:gridCol w:w="5098"/>
+      </w:tblGrid>
+      <w:tr>
+        <w:trPr>
+          <w:cnfStyle w:val="100000000000" w:firstRow="1" w:lastRow="0" w:firstColumn="0" w:lastColumn="0" w:oddVBand="0" w:evenVBand="0" w:oddHBand="0" w:evenHBand="0" w:firstRowFirstColumn="0" w:firstRowLastColumn="0" w:lastRowFirstColumn="0" w:lastRowLastColumn="0"/>
+        </w:trPr>
+        <w:tc>
+          <w:tcPr>
+            <w:tcW w:w="5097" w:type="dxa"/>
+            <w:vAlign w:val="center"/>
+          </w:tcPr>
+          <w:p>
+            <w:pPr>
+              <w:pStyle w:val="NORMALTEXT"/>
+              <w:spacing w:before="0" w:line="276" w:lineRule="auto"/>
+              <w:ind w:firstLine="0"/>
+              <w:contextualSpacing w:val="0"/>
+              <w:jc w:val="left"/>
+            </w:pPr>
+            <w:r>
+              <w:t>Наименование</w:t>
+            </w:r>
+          </w:p>
+        </w:tc>
+        <w:tc>
+          <w:tcPr>
+            <w:tcW w:w="5097" w:type="dxa"/>
+            <w:vAlign w:val="center"/>
+          </w:tcPr>
+          <w:p>
+            <w:pPr>
+              <w:pStyle w:val="NORMALTEXT"/>
+              <w:spacing w:before="0" w:line="276" w:lineRule="auto"/>
+              <w:ind w:firstLine="0"/>
+              <w:contextualSpacing w:val="0"/>
+              <w:jc w:val="left"/>
+            </w:pPr>
+            <w:r>
+              <w:t>Регистрация нового клиента и назначение программы лояльности</w:t>
+            </w:r>
+          </w:p>
+        </w:tc>
+        <w:tc>
+          <w:tcPr>
+            <w:tcW w:w="5097" w:type="dxa"/>
+          </w:tcPr>
+          <w:p>
+            <w:pPr>
+              <w:pStyle w:val="NORMALTEXT"/>
+              <w:ind w:firstLine="0"/>
+            </w:pPr>
+          </w:p>
+        </w:tc>
+        <w:tc>
+          <w:tcPr>
+            <w:tcW w:w="5098" w:type="dxa"/>
+          </w:tcPr>
+          <w:p>
+            <w:pPr>
+              <w:pStyle w:val="NORMALTEXT"/>
+              <w:ind w:firstLine="0"/>
+            </w:pPr>
+          </w:p>
+        </w:tc>
+      </w:tr>
+      <w:tr>
+        <w:tc>
+          <w:tcPr>
+            <w:tcW w:w="5097" w:type="dxa"/>
+            <w:vAlign w:val="center"/>
+          </w:tcPr>
+          <w:p>
+            <w:pPr>
+              <w:pStyle w:val="NORMALTEXT"/>
+              <w:spacing w:before="0" w:line="276" w:lineRule="auto"/>
+              <w:ind w:firstLine="0"/>
+              <w:contextualSpacing w:val="0"/>
+              <w:jc w:val="left"/>
+            </w:pPr>
+            <w:r>
+              <w:t>Идентификатор</w:t>
+            </w:r>
+          </w:p>
+        </w:tc>
+        <w:tc>
+          <w:tcPr>
+            <w:tcW w:w="5097" w:type="dxa"/>
+            <w:vAlign w:val="center"/>
+          </w:tcPr>
+          <w:p>
+            <w:pPr>
+              <w:pStyle w:val="NORMALTEXT"/>
+              <w:spacing w:before="0" w:line="276" w:lineRule="auto"/>
+              <w:ind w:firstLine="0"/>
+              <w:contextualSpacing w:val="0"/>
+              <w:jc w:val="left"/>
+            </w:pPr>
+            <w:r>
+              <w:t>UC-04</w:t>
+            </w:r>
+          </w:p>
+        </w:tc>
+        <w:tc>
+          <w:tcPr>
+            <w:tcW w:w="5097" w:type="dxa"/>
+          </w:tcPr>
+          <w:p>
+            <w:pPr>
+              <w:pStyle w:val="NORMALTEXT"/>
+              <w:ind w:firstLine="0"/>
+            </w:pPr>
+          </w:p>
+        </w:tc>
+        <w:tc>
+          <w:tcPr>
+            <w:tcW w:w="5098" w:type="dxa"/>
+          </w:tcPr>
+          <w:p>
+            <w:pPr>
+              <w:pStyle w:val="NORMALTEXT"/>
+              <w:ind w:firstLine="0"/>
+            </w:pPr>
+          </w:p>
+        </w:tc>
+      </w:tr>
+      <w:tr>
+        <w:tc>
+          <w:tcPr>
+            <w:tcW w:w="5097" w:type="dxa"/>
+            <w:vAlign w:val="center"/>
+          </w:tcPr>
+          <w:p>
+            <w:pPr>
+              <w:pStyle w:val="NORMALTEXT"/>
+              <w:spacing w:before="0" w:line="276" w:lineRule="auto"/>
+              <w:ind w:firstLine="0"/>
+              <w:contextualSpacing w:val="0"/>
+              <w:jc w:val="left"/>
+            </w:pPr>
+            <w:r>
+              <w:t>Актор</w:t>
+            </w:r>
+          </w:p>
+        </w:tc>
+        <w:tc>
+          <w:tcPr>
+            <w:tcW w:w="5097" w:type="dxa"/>
+            <w:vAlign w:val="center"/>
+          </w:tcPr>
+          <w:p>
+            <w:pPr>
+              <w:pStyle w:val="NORMALTEXT"/>
+              <w:spacing w:before="0" w:line="276" w:lineRule="auto"/>
+              <w:ind w:firstLine="0"/>
+              <w:contextualSpacing w:val="0"/>
+              <w:jc w:val="left"/>
+            </w:pPr>
+            <w:r>
+              <w:t>Администратор, Клиент</w:t>
+            </w:r>
+          </w:p>
+        </w:tc>
+        <w:tc>
+          <w:tcPr>
+            <w:tcW w:w="5097" w:type="dxa"/>
+          </w:tcPr>
+          <w:p>
+            <w:pPr>
+              <w:pStyle w:val="NORMALTEXT"/>
+              <w:ind w:firstLine="0"/>
+            </w:pPr>
+          </w:p>
+        </w:tc>
+        <w:tc>
+          <w:tcPr>
+            <w:tcW w:w="5098" w:type="dxa"/>
+          </w:tcPr>
+          <w:p>
+            <w:pPr>
+              <w:pStyle w:val="NORMALTEXT"/>
+              <w:ind w:firstLine="0"/>
+            </w:pPr>
+          </w:p>
+        </w:tc>
+      </w:tr>
+      <w:tr>
+        <w:tc>
+          <w:tcPr>
+            <w:tcW w:w="5097" w:type="dxa"/>
+            <w:vAlign w:val="center"/>
+          </w:tcPr>
+          <w:p>
+            <w:pPr>
+              <w:pStyle w:val="NORMALTEXT"/>
+              <w:spacing w:before="0" w:line="276" w:lineRule="auto"/>
+              <w:ind w:firstLine="0"/>
+              <w:contextualSpacing w:val="0"/>
+              <w:jc w:val="left"/>
+            </w:pPr>
+            <w:r>
+              <w:t>Предусловие</w:t>
+            </w:r>
+          </w:p>
+        </w:tc>
+        <w:tc>
+          <w:tcPr>
+            <w:tcW w:w="5097" w:type="dxa"/>
+            <w:vAlign w:val="center"/>
+          </w:tcPr>
+          <w:p>
+            <w:pPr>
+              <w:pStyle w:val="NORMALTEXT"/>
+              <w:spacing w:before="0" w:line="276" w:lineRule="auto"/>
+              <w:ind w:firstLine="0"/>
+              <w:contextualSpacing w:val="0"/>
+              <w:jc w:val="left"/>
+            </w:pPr>
+            <w:r>
+              <w:t>Клиент обращается за услугами впервые. Система 1С запущена, справочник «Контрагенты» доступен для редактирования.</w:t>
+            </w:r>
+          </w:p>
+        </w:tc>
+        <w:tc>
+          <w:tcPr>
+            <w:tcW w:w="5097" w:type="dxa"/>
+          </w:tcPr>
+          <w:p>
+            <w:pPr>
+              <w:pStyle w:val="NORMALTEXT"/>
+              <w:ind w:firstLine="0"/>
+            </w:pPr>
+          </w:p>
+        </w:tc>
+        <w:tc>
+          <w:tcPr>
+            <w:tcW w:w="5098" w:type="dxa"/>
+          </w:tcPr>
+          <w:p>
+            <w:pPr>
+              <w:pStyle w:val="NORMALTEXT"/>
+              <w:ind w:firstLine="0"/>
+            </w:pPr>
+          </w:p>
+        </w:tc>
+      </w:tr>
+      <w:tr>
+        <w:tc>
+          <w:tcPr>
+            <w:tcW w:w="5097" w:type="dxa"/>
+            <w:vAlign w:val="center"/>
+          </w:tcPr>
+          <w:p>
+            <w:pPr>
+              <w:pStyle w:val="NORMALTEXT"/>
+              <w:spacing w:before="0" w:line="276" w:lineRule="auto"/>
+              <w:ind w:firstLine="0"/>
+              <w:contextualSpacing w:val="0"/>
+              <w:jc w:val="left"/>
+            </w:pPr>
+            <w:r>
+              <w:t>Основной поток событий</w:t>
+            </w:r>
+          </w:p>
+        </w:tc>
+        <w:tc>
+          <w:tcPr>
+            <w:tcW w:w="5097" w:type="dxa"/>
+            <w:vAlign w:val="center"/>
+          </w:tcPr>
+          <w:p>
+            <w:pPr>
+              <w:pStyle w:val="NORMALTEXT"/>
+              <w:spacing w:before="0" w:line="276" w:lineRule="auto"/>
+              <w:ind w:firstLine="0"/>
+              <w:contextualSpacing w:val="0"/>
+              <w:jc w:val="left"/>
+            </w:pPr>
+            <w:r>
+              <w:t>1. Клиент изъявляет желание зарегистрироваться и предоставляет номер телефона.</w:t>
+            </w:r>
+          </w:p>
+          <w:p>
+            <w:pPr>
+              <w:pStyle w:val="NORMALTEXT"/>
+              <w:spacing w:before="0" w:line="276" w:lineRule="auto"/>
+              <w:ind w:firstLine="0"/>
+              <w:contextualSpacing w:val="0"/>
+              <w:jc w:val="left"/>
+            </w:pPr>
+            <w:r>
+              <w:t>2. Администратор в системе 1С открывает форму создания нового контрагента и вводит номер.</w:t>
+            </w:r>
+          </w:p>
+          <w:p>
+            <w:pPr>
+              <w:pStyle w:val="NORMALTEXT"/>
+              <w:spacing w:before="0" w:line="276" w:lineRule="auto"/>
+              <w:ind w:firstLine="0"/>
+              <w:contextualSpacing w:val="0"/>
+              <w:jc w:val="left"/>
+            </w:pPr>
+            <w:r>
+              <w:t>3. Система программно проверяет базу на отсутствие дублей по данному номеру телефона.</w:t>
+            </w:r>
+          </w:p>
+          <w:p>
+            <w:pPr>
+              <w:pStyle w:val="NORMALTEXT"/>
+              <w:spacing w:before="0" w:line="276" w:lineRule="auto"/>
+              <w:ind w:firstLine="0"/>
+              <w:contextualSpacing w:val="0"/>
+              <w:jc w:val="left"/>
+            </w:pPr>
+            <w:r>
+              <w:t>4. Администратор заполняет обязательные поля (ФИО, дата рождения) и нажимает «Записать».</w:t>
+            </w:r>
+          </w:p>
+          <w:p>
+            <w:pPr>
+              <w:pStyle w:val="NORMALTEXT"/>
+              <w:spacing w:before="0" w:line="276" w:lineRule="auto"/>
+              <w:ind w:firstLine="0"/>
+              <w:contextualSpacing w:val="0"/>
+              <w:jc w:val="left"/>
+            </w:pPr>
+            <w:r>
+              <w:t>5. Система сохраняет карточку, автоматически присваивает базовый уровень лояльности и начисляет приветственные бонусные баллы.</w:t>
+            </w:r>
+          </w:p>
+          <w:p>
+            <w:pPr>
+              <w:pStyle w:val="NORMALTEXT"/>
+              <w:spacing w:before="0" w:line="276" w:lineRule="auto"/>
+              <w:ind w:firstLine="0"/>
+              <w:contextualSpacing w:val="0"/>
+              <w:jc w:val="left"/>
+            </w:pPr>
+            <w:r>
+              <w:t>6. Администратор сообщает клиенту об успешной регистрации и переходит к запуску сессии (UC-01).</w:t>
+            </w:r>
+          </w:p>
+        </w:tc>
+        <w:tc>
+          <w:tcPr>
+            <w:tcW w:w="5097" w:type="dxa"/>
+          </w:tcPr>
+          <w:p>
+            <w:pPr>
+              <w:pStyle w:val="NORMALTEXT"/>
+              <w:ind w:firstLine="0"/>
+            </w:pPr>
+          </w:p>
+        </w:tc>
+        <w:tc>
+          <w:tcPr>
+            <w:tcW w:w="5098" w:type="dxa"/>
+          </w:tcPr>
+          <w:p>
+            <w:pPr>
+              <w:pStyle w:val="NORMALTEXT"/>
+              <w:ind w:firstLine="0"/>
+            </w:pPr>
+          </w:p>
+        </w:tc>
+      </w:tr>
+      <w:tr>
+        <w:tc>
+          <w:tcPr>
+            <w:tcW w:w="5097" w:type="dxa"/>
+            <w:vAlign w:val="center"/>
+          </w:tcPr>
+          <w:p>
+            <w:pPr>
+              <w:pStyle w:val="NORMALTEXT"/>
+              <w:spacing w:before="0" w:line="276" w:lineRule="auto"/>
+              <w:ind w:firstLine="0"/>
+              <w:contextualSpacing w:val="0"/>
+              <w:jc w:val="left"/>
+            </w:pPr>
+            <w:r>
+              <w:t>Альтернативный поток событий</w:t>
+            </w:r>
+          </w:p>
+        </w:tc>
+        <w:tc>
+          <w:tcPr>
+            <w:tcW w:w="5097" w:type="dxa"/>
+            <w:vAlign w:val="center"/>
+          </w:tcPr>
+          <w:p>
+            <w:pPr>
+              <w:pStyle w:val="NORMALTEXT"/>
+              <w:spacing w:before="0" w:line="276" w:lineRule="auto"/>
+              <w:ind w:firstLine="0"/>
+              <w:contextualSpacing w:val="0"/>
+              <w:jc w:val="left"/>
+            </w:pPr>
+            <w:r>
+              <w:t xml:space="preserve">На шаге 3 система 1С может обнаружить, что номер телефона уже присутствует в базе. Система блокирует создание дубликата и выводит модальное окно: «Клиент с таким </w:t>
+            </w:r>
+            <w:r>
+              <w:lastRenderedPageBreak/>
+              <w:t>номером уже существует». Администратор нажимает «Перейти к клиенту», система открывает существующую карточку (возврат к UC-01).</w:t>
+            </w:r>
+          </w:p>
+        </w:tc>
+        <w:tc>
+          <w:tcPr>
+            <w:tcW w:w="5097" w:type="dxa"/>
+          </w:tcPr>
+          <w:p>
+            <w:pPr>
+              <w:pStyle w:val="NORMALTEXT"/>
+              <w:ind w:firstLine="0"/>
+            </w:pPr>
+          </w:p>
+        </w:tc>
+        <w:tc>
+          <w:tcPr>
+            <w:tcW w:w="5098" w:type="dxa"/>
+          </w:tcPr>
+          <w:p>
+            <w:pPr>
+              <w:pStyle w:val="NORMALTEXT"/>
+              <w:ind w:firstLine="0"/>
+            </w:pPr>
+          </w:p>
+        </w:tc>
+      </w:tr>
+      <w:tr>
+        <w:tc>
+          <w:tcPr>
+            <w:tcW w:w="5097" w:type="dxa"/>
+            <w:vAlign w:val="center"/>
+          </w:tcPr>
+          <w:p>
+            <w:pPr>
+              <w:pStyle w:val="NORMALTEXT"/>
+              <w:spacing w:before="0" w:line="276" w:lineRule="auto"/>
+              <w:ind w:firstLine="0"/>
+              <w:contextualSpacing w:val="0"/>
+              <w:jc w:val="left"/>
+            </w:pPr>
+            <w:r>
+              <w:t>Постусловие</w:t>
+            </w:r>
+          </w:p>
+        </w:tc>
+        <w:tc>
+          <w:tcPr>
+            <w:tcW w:w="5097" w:type="dxa"/>
+            <w:vAlign w:val="center"/>
+          </w:tcPr>
+          <w:p>
+            <w:pPr>
+              <w:pStyle w:val="NORMALTEXT"/>
+              <w:spacing w:before="0" w:line="276" w:lineRule="auto"/>
+              <w:ind w:firstLine="0"/>
+              <w:contextualSpacing w:val="0"/>
+              <w:jc w:val="left"/>
+            </w:pPr>
+            <w:r>
+              <w:t>В базе данных создана карточка клиента, открыт бонусный счет, клиент готов к тарификации со скидкой.</w:t>
+            </w:r>
+          </w:p>
+        </w:tc>
+        <w:tc>
+          <w:tcPr>
+            <w:tcW w:w="5097" w:type="dxa"/>
+          </w:tcPr>
+          <w:p>
+            <w:pPr>
+              <w:pStyle w:val="NORMALTEXT"/>
+              <w:ind w:firstLine="0"/>
+            </w:pPr>
+          </w:p>
+        </w:tc>
+        <w:tc>
+          <w:tcPr>
+            <w:tcW w:w="5098" w:type="dxa"/>
+          </w:tcPr>
+          <w:p>
+            <w:pPr>
+              <w:pStyle w:val="NORMALTEXT"/>
+              <w:ind w:firstLine="0"/>
+            </w:pPr>
+          </w:p>
+        </w:tc>
+      </w:tr>
+      <w:tr>
+        <w:tc>
+          <w:tcPr>
+            <w:tcW w:w="5097" w:type="dxa"/>
+            <w:vAlign w:val="center"/>
+          </w:tcPr>
+          <w:p>
+            <w:pPr>
+              <w:pStyle w:val="NORMALTEXT"/>
+              <w:spacing w:before="0" w:line="276" w:lineRule="auto"/>
+              <w:ind w:firstLine="0"/>
+              <w:contextualSpacing w:val="0"/>
+              <w:jc w:val="left"/>
+            </w:pPr>
+            <w:r>
+              <w:t>Специальные события</w:t>
+            </w:r>
+          </w:p>
+        </w:tc>
+        <w:tc>
+          <w:tcPr>
+            <w:tcW w:w="5097" w:type="dxa"/>
+            <w:vAlign w:val="center"/>
+          </w:tcPr>
+          <w:p>
+            <w:pPr>
+              <w:pStyle w:val="NORMALTEXT"/>
+              <w:spacing w:before="0" w:line="276" w:lineRule="auto"/>
+              <w:ind w:firstLine="0"/>
+              <w:contextualSpacing w:val="0"/>
+              <w:jc w:val="left"/>
+            </w:pPr>
+            <w:r>
+              <w:t>Поле «Номер телефона» должно иметь жесткую маску ввода (например, +7 (ХХХ) ХХХ-ХХ-ХХ) для корректной работы поиска и интеграции с Битрикс24.</w:t>
+            </w:r>
+          </w:p>
+        </w:tc>
+        <w:tc>
+          <w:tcPr>
+            <w:tcW w:w="5097" w:type="dxa"/>
+          </w:tcPr>
+          <w:p>
+            <w:pPr>
+              <w:pStyle w:val="NORMALTEXT"/>
+              <w:ind w:firstLine="0"/>
+            </w:pPr>
+          </w:p>
+        </w:tc>
+        <w:tc>
+          <w:tcPr>
+            <w:tcW w:w="5098" w:type="dxa"/>
+          </w:tcPr>
+          <w:p>
+            <w:pPr>
+              <w:pStyle w:val="NORMALTEXT"/>
+              <w:ind w:firstLine="0"/>
+            </w:pPr>
+          </w:p>
+        </w:tc>
+      </w:tr>
+    </w:tbl>
+    <w:p>
+      <w:pPr>
+        <w:pStyle w:val="NORMALTEXT"/>
+        <w:ind w:firstLine="0"/>
+      </w:pPr>
+    </w:p>
+    <w:p>
+      <w:pPr>
+        <w:pStyle w:val="NORMALTEXT"/>
+        <w:ind w:firstLine="0"/>
+      </w:pPr>
+      <w:r>
+        <w:t>Таблица 5 – Сценарий использования системы 5</w:t>
+      </w:r>
+    </w:p>
+    <w:tbl>
+      <w:tblPr>
+        <w:tblStyle w:val="ac"/>
+        <w:tblW w:w="0" w:type="auto"/>
+        <w:tblLook w:val="04A0" w:firstRow="1" w:lastRow="0" w:firstColumn="1" w:lastColumn="0" w:noHBand="0" w:noVBand="1"/>
+      </w:tblPr>
+      <w:tblGrid>
+        <w:gridCol w:w="5097"/>
+        <w:gridCol w:w="5098"/>
+      </w:tblGrid>
+      <w:tr>
+        <w:trPr>
+          <w:cnfStyle w:val="100000000000" w:firstRow="1" w:lastRow="0" w:firstColumn="0" w:lastColumn="0" w:oddVBand="0" w:evenVBand="0" w:oddHBand="0" w:evenHBand="0" w:firstRowFirstColumn="0" w:firstRowLastColumn="0" w:lastRowFirstColumn="0" w:lastRowLastColumn="0"/>
+        </w:trPr>
+        <w:tc>
+          <w:tcPr>
+            <w:tcW w:w="5097" w:type="dxa"/>
+          </w:tcPr>
+          <w:p>
+            <w:pPr>
+              <w:pStyle w:val="NORMALTEXT"/>
+              <w:spacing w:before="0" w:line="276" w:lineRule="auto"/>
+              <w:ind w:firstLine="0"/>
+              <w:contextualSpacing w:val="0"/>
+              <w:jc w:val="left"/>
+              <w:rPr>
+                <w:rFonts w:cs="Times New Roman"/>
+                <w:szCs w:val="24"/>
+              </w:rPr>
+            </w:pPr>
+            <w:r>
+              <w:rPr>
+                <w:rFonts w:cs="Times New Roman"/>
+                <w:szCs w:val="24"/>
+              </w:rPr>
+              <w:t>Наименование</w:t>
+            </w:r>
+          </w:p>
+        </w:tc>
+        <w:tc>
+          <w:tcPr>
+            <w:tcW w:w="5098" w:type="dxa"/>
+          </w:tcPr>
+          <w:p>
+            <w:pPr>
+              <w:pStyle w:val="NORMALTEXT"/>
+              <w:spacing w:before="0" w:line="276" w:lineRule="auto"/>
+              <w:ind w:firstLine="0"/>
+              <w:contextualSpacing w:val="0"/>
+              <w:jc w:val="left"/>
+              <w:rPr>
+                <w:rFonts w:cs="Times New Roman"/>
+                <w:szCs w:val="24"/>
+              </w:rPr>
+            </w:pPr>
+            <w:r>
+              <w:rPr>
+                <w:rFonts w:cs="Times New Roman"/>
+                <w:szCs w:val="24"/>
+              </w:rPr>
+              <w:t>Продление текущей игровой сессии</w:t>
+            </w:r>
+          </w:p>
+        </w:tc>
+      </w:tr>
+      <w:tr>
+        <w:tc>
+          <w:tcPr>
+            <w:tcW w:w="5097" w:type="dxa"/>
+          </w:tcPr>
+          <w:p>
+            <w:pPr>
+              <w:pStyle w:val="NORMALTEXT"/>
+              <w:spacing w:before="0" w:line="276" w:lineRule="auto"/>
+              <w:ind w:firstLine="0"/>
+              <w:contextualSpacing w:val="0"/>
+              <w:jc w:val="left"/>
+              <w:rPr>
+                <w:rFonts w:cs="Times New Roman"/>
+                <w:szCs w:val="24"/>
+              </w:rPr>
+            </w:pPr>
+            <w:r>
+              <w:rPr>
+                <w:rFonts w:cs="Times New Roman"/>
+                <w:szCs w:val="24"/>
+              </w:rPr>
+              <w:t>Идентификатор</w:t>
+            </w:r>
+          </w:p>
+        </w:tc>
+        <w:tc>
+          <w:tcPr>
+            <w:tcW w:w="5098" w:type="dxa"/>
+          </w:tcPr>
+          <w:p>
+            <w:pPr>
+              <w:pStyle w:val="NORMALTEXT"/>
+              <w:spacing w:before="0" w:line="276" w:lineRule="auto"/>
+              <w:ind w:firstLine="0"/>
+              <w:contextualSpacing w:val="0"/>
+              <w:jc w:val="left"/>
+              <w:rPr>
+                <w:rFonts w:cs="Times New Roman"/>
+                <w:szCs w:val="24"/>
+              </w:rPr>
+            </w:pPr>
+            <w:r>
+              <w:rPr>
+                <w:rFonts w:cs="Times New Roman"/>
+                <w:szCs w:val="24"/>
+              </w:rPr>
+              <w:t>UC-05</w:t>
+            </w:r>
+          </w:p>
+        </w:tc>
+      </w:tr>
+      <w:tr>
+        <w:tc>
+          <w:tcPr>
+            <w:tcW w:w="5097" w:type="dxa"/>
+          </w:tcPr>
+          <w:p>
+            <w:pPr>
+              <w:pStyle w:val="NORMALTEXT"/>
+              <w:spacing w:before="0" w:line="276" w:lineRule="auto"/>
+              <w:ind w:firstLine="0"/>
+              <w:contextualSpacing w:val="0"/>
+              <w:jc w:val="left"/>
+              <w:rPr>
+                <w:rFonts w:cs="Times New Roman"/>
+                <w:szCs w:val="24"/>
+              </w:rPr>
+            </w:pPr>
+            <w:r>
+              <w:rPr>
+                <w:rFonts w:cs="Times New Roman"/>
+                <w:szCs w:val="24"/>
+              </w:rPr>
+              <w:t>Актор</w:t>
+            </w:r>
+          </w:p>
+        </w:tc>
+        <w:tc>
+          <w:tcPr>
+            <w:tcW w:w="5098" w:type="dxa"/>
+          </w:tcPr>
+          <w:p>
+            <w:pPr>
+              <w:pStyle w:val="NORMALTEXT"/>
+              <w:spacing w:before="0" w:line="276" w:lineRule="auto"/>
+              <w:ind w:firstLine="0"/>
+              <w:contextualSpacing w:val="0"/>
+              <w:jc w:val="left"/>
+              <w:rPr>
+                <w:rFonts w:cs="Times New Roman"/>
+                <w:szCs w:val="24"/>
+              </w:rPr>
+            </w:pPr>
+            <w:r>
+              <w:rPr>
+                <w:rFonts w:cs="Times New Roman"/>
+                <w:szCs w:val="24"/>
+              </w:rPr>
+              <w:t>Администратор, Клиент</w:t>
+            </w:r>
+          </w:p>
+        </w:tc>
+      </w:tr>
+      <w:tr>
+        <w:tc>
+          <w:tcPr>
+            <w:tcW w:w="5097" w:type="dxa"/>
+          </w:tcPr>
+          <w:p>
+            <w:pPr>
+              <w:pStyle w:val="NORMALTEXT"/>
+              <w:spacing w:before="0" w:line="276" w:lineRule="auto"/>
+              <w:ind w:firstLine="0"/>
+              <w:contextualSpacing w:val="0"/>
+              <w:jc w:val="left"/>
+              <w:rPr>
+                <w:rFonts w:cs="Times New Roman"/>
+                <w:szCs w:val="24"/>
+              </w:rPr>
+            </w:pPr>
+            <w:r>
+              <w:rPr>
+                <w:rFonts w:cs="Times New Roman"/>
+                <w:szCs w:val="24"/>
+              </w:rPr>
+              <w:t>Предусловие</w:t>
+            </w:r>
+          </w:p>
+        </w:tc>
+        <w:tc>
+          <w:tcPr>
+            <w:tcW w:w="5098" w:type="dxa"/>
+          </w:tcPr>
+          <w:p>
+            <w:pPr>
+              <w:pStyle w:val="NORMALTEXT"/>
+              <w:spacing w:before="0" w:line="276" w:lineRule="auto"/>
+              <w:ind w:firstLine="0"/>
+              <w:contextualSpacing w:val="0"/>
+              <w:jc w:val="left"/>
+              <w:rPr>
+                <w:rFonts w:cs="Times New Roman"/>
+                <w:szCs w:val="24"/>
+              </w:rPr>
+            </w:pPr>
+            <w:r>
+              <w:rPr>
+                <w:rFonts w:cs="Times New Roman"/>
+                <w:szCs w:val="24"/>
+              </w:rPr>
+              <w:t>Игровая сессия клиента активна (статус ПК «Занят»), оплаченное время еще не истекло.</w:t>
+            </w:r>
+          </w:p>
+        </w:tc>
+      </w:tr>
+      <w:tr>
+        <w:tc>
+          <w:tcPr>
+            <w:tcW w:w="5097" w:type="dxa"/>
+          </w:tcPr>
+          <w:p>
+            <w:pPr>
+              <w:pStyle w:val="NORMALTEXT"/>
+              <w:spacing w:before="0" w:line="276" w:lineRule="auto"/>
+              <w:ind w:firstLine="0"/>
+              <w:contextualSpacing w:val="0"/>
+              <w:jc w:val="left"/>
+              <w:rPr>
+                <w:rFonts w:cs="Times New Roman"/>
+                <w:szCs w:val="24"/>
+              </w:rPr>
+            </w:pPr>
+            <w:r>
+              <w:rPr>
+                <w:rFonts w:cs="Times New Roman"/>
+                <w:szCs w:val="24"/>
+              </w:rPr>
+              <w:t>Основной поток событий</w:t>
+            </w:r>
+          </w:p>
+        </w:tc>
+        <w:tc>
+          <w:tcPr>
+            <w:tcW w:w="5098" w:type="dxa"/>
+          </w:tcPr>
+          <w:p>
+            <w:pPr>
+              <w:pStyle w:val="NORMALTEXT"/>
+              <w:spacing w:before="0" w:line="276" w:lineRule="auto"/>
+              <w:ind w:firstLine="0"/>
+              <w:jc w:val="left"/>
+              <w:rPr>
+                <w:rFonts w:cs="Times New Roman"/>
+                <w:szCs w:val="24"/>
+              </w:rPr>
+            </w:pPr>
+            <w:r>
+              <w:rPr>
+                <w:rFonts w:cs="Times New Roman"/>
+                <w:szCs w:val="24"/>
+              </w:rPr>
+              <w:t>1. Клиент обращается к администратору с просьбой докупить время.</w:t>
+            </w:r>
+          </w:p>
+          <w:p>
+            <w:pPr>
+              <w:pStyle w:val="NORMALTEXT"/>
+              <w:spacing w:line="276" w:lineRule="auto"/>
+              <w:ind w:firstLine="0"/>
+              <w:jc w:val="left"/>
+              <w:rPr>
+                <w:rFonts w:cs="Times New Roman"/>
+                <w:szCs w:val="24"/>
+              </w:rPr>
+            </w:pPr>
+            <w:r>
+              <w:rPr>
+                <w:rFonts w:cs="Times New Roman"/>
+                <w:szCs w:val="24"/>
+              </w:rPr>
+              <w:t>2. Администратор выбирает занятый ПК на интерактивной карте зала и нажимает «Продлить сессию».</w:t>
+            </w:r>
+          </w:p>
+          <w:p>
+            <w:pPr>
+              <w:pStyle w:val="NORMALTEXT"/>
+              <w:spacing w:line="276" w:lineRule="auto"/>
+              <w:ind w:firstLine="0"/>
+              <w:jc w:val="left"/>
+              <w:rPr>
+                <w:rFonts w:cs="Times New Roman"/>
+                <w:szCs w:val="24"/>
+              </w:rPr>
+            </w:pPr>
+            <w:r>
+              <w:rPr>
+                <w:rFonts w:cs="Times New Roman"/>
+                <w:szCs w:val="24"/>
+              </w:rPr>
+              <w:t>3. Система 1С программно проверяет отсутствие броней на этот ПК на ближайшее время.</w:t>
+            </w:r>
+          </w:p>
+          <w:p>
+            <w:pPr>
+              <w:pStyle w:val="NORMALTEXT"/>
+              <w:spacing w:line="276" w:lineRule="auto"/>
+              <w:ind w:firstLine="0"/>
+              <w:jc w:val="left"/>
+              <w:rPr>
+                <w:rFonts w:cs="Times New Roman"/>
+                <w:szCs w:val="24"/>
+              </w:rPr>
+            </w:pPr>
+            <w:r>
+              <w:rPr>
+                <w:rFonts w:cs="Times New Roman"/>
+                <w:szCs w:val="24"/>
+              </w:rPr>
+              <w:t>4. Администратор указывает желаемое дополнительное время или сумму продления.</w:t>
+            </w:r>
+          </w:p>
+          <w:p>
+            <w:pPr>
+              <w:pStyle w:val="NORMALTEXT"/>
+              <w:spacing w:line="276" w:lineRule="auto"/>
+              <w:ind w:firstLine="0"/>
+              <w:jc w:val="left"/>
+              <w:rPr>
+                <w:rFonts w:cs="Times New Roman"/>
+                <w:szCs w:val="24"/>
+              </w:rPr>
+            </w:pPr>
+            <w:r>
+              <w:rPr>
+                <w:rFonts w:cs="Times New Roman"/>
+                <w:szCs w:val="24"/>
+              </w:rPr>
+              <w:t>5. Система рассчитывает доплату с учетом текущего тарифа и лояльности.</w:t>
+            </w:r>
+          </w:p>
+          <w:p>
+            <w:pPr>
+              <w:pStyle w:val="NORMALTEXT"/>
+              <w:spacing w:line="276" w:lineRule="auto"/>
+              <w:ind w:firstLine="0"/>
+              <w:jc w:val="left"/>
+              <w:rPr>
+                <w:rFonts w:cs="Times New Roman"/>
+                <w:szCs w:val="24"/>
+              </w:rPr>
+            </w:pPr>
+            <w:r>
+              <w:rPr>
+                <w:rFonts w:cs="Times New Roman"/>
+                <w:szCs w:val="24"/>
+              </w:rPr>
+              <w:t>6.</w:t>
+            </w:r>
+            <w:r>
+              <w:rPr>
+                <w:rFonts w:cs="Times New Roman"/>
+                <w:szCs w:val="24"/>
+              </w:rPr>
+              <w:t xml:space="preserve"> </w:t>
+            </w:r>
+            <w:r>
+              <w:rPr>
+                <w:rFonts w:cs="Times New Roman"/>
+                <w:szCs w:val="24"/>
+              </w:rPr>
+              <w:t>Администратор принимает оплату и нажимает «Провести продление».</w:t>
+            </w:r>
+          </w:p>
+          <w:p>
+            <w:pPr>
+              <w:pStyle w:val="NORMALTEXT"/>
+              <w:spacing w:line="276" w:lineRule="auto"/>
+              <w:ind w:firstLine="0"/>
+              <w:jc w:val="left"/>
+              <w:rPr>
+                <w:rFonts w:cs="Times New Roman"/>
+                <w:szCs w:val="24"/>
+              </w:rPr>
+            </w:pPr>
+            <w:r>
+              <w:rPr>
+                <w:rFonts w:cs="Times New Roman"/>
+                <w:szCs w:val="24"/>
+              </w:rPr>
+              <w:t>7. Система приплюсовывает время к активному таймеру и проводит дополнительный чек без прерывания сеанса пользователя.</w:t>
+            </w:r>
+          </w:p>
+        </w:tc>
+      </w:tr>
+      <w:tr>
+        <w:tc>
+          <w:tcPr>
+            <w:tcW w:w="5097" w:type="dxa"/>
+          </w:tcPr>
+          <w:p>
+            <w:pPr>
+              <w:pStyle w:val="NORMALTEXT"/>
+              <w:spacing w:before="0" w:line="276" w:lineRule="auto"/>
+              <w:ind w:firstLine="0"/>
+              <w:contextualSpacing w:val="0"/>
+              <w:jc w:val="left"/>
+              <w:rPr>
+                <w:rFonts w:cs="Times New Roman"/>
+                <w:szCs w:val="24"/>
+              </w:rPr>
+            </w:pPr>
+            <w:r>
+              <w:rPr>
+                <w:rFonts w:cs="Times New Roman"/>
+                <w:szCs w:val="24"/>
+              </w:rPr>
+              <w:t>Альтернативный поток событий</w:t>
+            </w:r>
+          </w:p>
+        </w:tc>
+        <w:tc>
+          <w:tcPr>
+            <w:tcW w:w="5098" w:type="dxa"/>
+          </w:tcPr>
+          <w:p>
+            <w:pPr>
+              <w:pStyle w:val="NORMALTEXT"/>
+              <w:spacing w:before="0" w:line="276" w:lineRule="auto"/>
+              <w:ind w:firstLine="0"/>
+              <w:contextualSpacing w:val="0"/>
+              <w:jc w:val="left"/>
+              <w:rPr>
+                <w:rFonts w:cs="Times New Roman"/>
+                <w:szCs w:val="24"/>
+              </w:rPr>
+            </w:pPr>
+            <w:r>
+              <w:rPr>
+                <w:rFonts w:cs="Times New Roman"/>
+                <w:szCs w:val="24"/>
+              </w:rPr>
+              <w:t xml:space="preserve">На шаге 3 система 1С обнаруживает, что на данный ПК в скором времени назначена бронь (созданная в рамках UC-02), и продление приведет к пересечению времени. Система выводит предупреждение: «ПК забронирован с HH:MM». Администратор отказывает в продлении на текущем месте и предлагает </w:t>
+            </w:r>
+            <w:r>
+              <w:rPr>
+                <w:rFonts w:cs="Times New Roman"/>
+                <w:szCs w:val="24"/>
+              </w:rPr>
+              <w:lastRenderedPageBreak/>
+              <w:t>клиенту пересесть за другой свободный ПК с переносом сессии.</w:t>
+            </w:r>
+          </w:p>
+        </w:tc>
+      </w:tr>
+      <w:tr>
+        <w:tc>
+          <w:tcPr>
+            <w:tcW w:w="5097" w:type="dxa"/>
+          </w:tcPr>
+          <w:p>
+            <w:pPr>
+              <w:pStyle w:val="NORMALTEXT"/>
+              <w:spacing w:before="0" w:line="276" w:lineRule="auto"/>
+              <w:ind w:firstLine="0"/>
+              <w:contextualSpacing w:val="0"/>
+              <w:jc w:val="left"/>
+              <w:rPr>
+                <w:rFonts w:cs="Times New Roman"/>
+                <w:szCs w:val="24"/>
+              </w:rPr>
+            </w:pPr>
+            <w:r>
+              <w:rPr>
+                <w:rFonts w:cs="Times New Roman"/>
+                <w:szCs w:val="24"/>
+              </w:rPr>
+              <w:lastRenderedPageBreak/>
+              <w:t>Постусловие</w:t>
+            </w:r>
+          </w:p>
+        </w:tc>
+        <w:tc>
+          <w:tcPr>
+            <w:tcW w:w="5098" w:type="dxa"/>
+          </w:tcPr>
+          <w:p>
+            <w:pPr>
+              <w:pStyle w:val="NORMALTEXT"/>
+              <w:spacing w:before="0" w:line="276" w:lineRule="auto"/>
+              <w:ind w:firstLine="0"/>
+              <w:contextualSpacing w:val="0"/>
+              <w:jc w:val="left"/>
+              <w:rPr>
+                <w:rFonts w:cs="Times New Roman"/>
+                <w:szCs w:val="24"/>
+              </w:rPr>
+            </w:pPr>
+            <w:r>
+              <w:rPr>
+                <w:rFonts w:cs="Times New Roman"/>
+                <w:szCs w:val="24"/>
+              </w:rPr>
+              <w:t>Время текущей сессии увеличено, доплата зафиксирована в регистрах.</w:t>
+            </w:r>
+          </w:p>
+        </w:tc>
+      </w:tr>
+      <w:tr>
+        <w:tc>
+          <w:tcPr>
+            <w:tcW w:w="5097" w:type="dxa"/>
+          </w:tcPr>
+          <w:p>
+            <w:pPr>
+              <w:pStyle w:val="NORMALTEXT"/>
+              <w:spacing w:before="0" w:line="276" w:lineRule="auto"/>
+              <w:ind w:firstLine="0"/>
+              <w:contextualSpacing w:val="0"/>
+              <w:jc w:val="left"/>
+              <w:rPr>
+                <w:rFonts w:cs="Times New Roman"/>
+                <w:szCs w:val="24"/>
+              </w:rPr>
+            </w:pPr>
+            <w:r>
+              <w:rPr>
+                <w:rFonts w:cs="Times New Roman"/>
+                <w:szCs w:val="24"/>
+              </w:rPr>
+              <w:t>Специальные события</w:t>
+            </w:r>
+          </w:p>
+        </w:tc>
+        <w:tc>
+          <w:tcPr>
+            <w:tcW w:w="5098" w:type="dxa"/>
+          </w:tcPr>
+          <w:p>
+            <w:pPr>
+              <w:pStyle w:val="NORMALTEXT"/>
+              <w:spacing w:before="0" w:line="276" w:lineRule="auto"/>
+              <w:ind w:firstLine="0"/>
+              <w:contextualSpacing w:val="0"/>
+              <w:jc w:val="left"/>
+              <w:rPr>
+                <w:rFonts w:cs="Times New Roman"/>
+                <w:szCs w:val="24"/>
+              </w:rPr>
+            </w:pPr>
+            <w:r>
+              <w:rPr>
+                <w:rFonts w:cs="Times New Roman"/>
+                <w:szCs w:val="24"/>
+              </w:rPr>
+              <w:t>Команда на продление времени должна передаваться на ПК клиента незаметно (фоном), без сворачивания полноэкранных приложений и игр.</w:t>
+            </w:r>
+          </w:p>
+        </w:tc>
+      </w:tr>
+    </w:tbl>
+    <w:p>
+      <w:pPr>
+        <w:pStyle w:val="NORMALTEXT"/>
+        <w:ind w:firstLine="0"/>
+      </w:pPr>
+    </w:p>
+    <w:p>
+      <w:pPr>
+        <w:pStyle w:val="NORMALTEXT"/>
+        <w:ind w:firstLine="0"/>
+      </w:pPr>
+      <w:r>
+        <w:t>Таблица 6 – Сценарий использования системы 6</w:t>
+      </w:r>
+    </w:p>
+    <w:tbl>
+      <w:tblPr>
+        <w:tblStyle w:val="ac"/>
+        <w:tblW w:w="0" w:type="auto"/>
+        <w:tblLook w:val="04A0" w:firstRow="1" w:lastRow="0" w:firstColumn="1" w:lastColumn="0" w:noHBand="0" w:noVBand="1"/>
+      </w:tblPr>
+      <w:tblGrid>
+        <w:gridCol w:w="5097"/>
+        <w:gridCol w:w="5098"/>
+      </w:tblGrid>
+      <w:tr>
+        <w:trPr>
+          <w:cnfStyle w:val="100000000000" w:firstRow="1" w:lastRow="0" w:firstColumn="0" w:lastColumn="0" w:oddVBand="0" w:evenVBand="0" w:oddHBand="0" w:evenHBand="0" w:firstRowFirstColumn="0" w:firstRowLastColumn="0" w:lastRowFirstColumn="0" w:lastRowLastColumn="0"/>
+        </w:trPr>
+        <w:tc>
+          <w:tcPr>
+            <w:tcW w:w="5097" w:type="dxa"/>
+          </w:tcPr>
+          <w:p>
+            <w:pPr>
+              <w:pStyle w:val="NORMALTEXT"/>
+              <w:spacing w:before="0" w:line="276" w:lineRule="auto"/>
+              <w:ind w:firstLine="0"/>
+              <w:contextualSpacing w:val="0"/>
+              <w:jc w:val="left"/>
+            </w:pPr>
+            <w:r>
+              <w:t>Наименование</w:t>
+            </w:r>
+          </w:p>
+        </w:tc>
+        <w:tc>
+          <w:tcPr>
+            <w:tcW w:w="5098" w:type="dxa"/>
+          </w:tcPr>
+          <w:p>
+            <w:pPr>
+              <w:pStyle w:val="NORMALTEXT"/>
+              <w:spacing w:before="0" w:line="276" w:lineRule="auto"/>
+              <w:ind w:firstLine="0"/>
+              <w:contextualSpacing w:val="0"/>
+              <w:jc w:val="left"/>
+            </w:pPr>
+            <w:r>
+              <w:t>Закрытие кассовой смены и формирование отчета</w:t>
+            </w:r>
+          </w:p>
+        </w:tc>
+      </w:tr>
+      <w:tr>
+        <w:tc>
+          <w:tcPr>
+            <w:tcW w:w="5097" w:type="dxa"/>
+          </w:tcPr>
+          <w:p>
+            <w:pPr>
+              <w:pStyle w:val="NORMALTEXT"/>
+              <w:spacing w:before="0" w:line="276" w:lineRule="auto"/>
+              <w:ind w:firstLine="0"/>
+              <w:contextualSpacing w:val="0"/>
+              <w:jc w:val="left"/>
+            </w:pPr>
+            <w:r>
+              <w:t>Идентификатор</w:t>
+            </w:r>
+          </w:p>
+        </w:tc>
+        <w:tc>
+          <w:tcPr>
+            <w:tcW w:w="5098" w:type="dxa"/>
+          </w:tcPr>
+          <w:p>
+            <w:pPr>
+              <w:pStyle w:val="NORMALTEXT"/>
+              <w:spacing w:before="0" w:line="276" w:lineRule="auto"/>
+              <w:ind w:firstLine="0"/>
+              <w:contextualSpacing w:val="0"/>
+              <w:jc w:val="left"/>
+            </w:pPr>
+            <w:r>
+              <w:t>UC-06</w:t>
+            </w:r>
+          </w:p>
+        </w:tc>
+      </w:tr>
+      <w:tr>
+        <w:tc>
+          <w:tcPr>
+            <w:tcW w:w="5097" w:type="dxa"/>
+          </w:tcPr>
+          <w:p>
+            <w:pPr>
+              <w:pStyle w:val="NORMALTEXT"/>
+              <w:spacing w:before="0" w:line="276" w:lineRule="auto"/>
+              <w:ind w:firstLine="0"/>
+              <w:contextualSpacing w:val="0"/>
+              <w:jc w:val="left"/>
+            </w:pPr>
+            <w:r>
+              <w:t>Актор</w:t>
+            </w:r>
+          </w:p>
+        </w:tc>
+        <w:tc>
+          <w:tcPr>
+            <w:tcW w:w="5098" w:type="dxa"/>
+          </w:tcPr>
+          <w:p>
+            <w:pPr>
+              <w:pStyle w:val="NORMALTEXT"/>
+              <w:spacing w:before="0" w:line="276" w:lineRule="auto"/>
+              <w:ind w:firstLine="0"/>
+              <w:contextualSpacing w:val="0"/>
+              <w:jc w:val="left"/>
+            </w:pPr>
+            <w:r>
+              <w:t>Администратор (Кассир)</w:t>
+            </w:r>
+          </w:p>
+        </w:tc>
+      </w:tr>
+      <w:tr>
+        <w:tc>
+          <w:tcPr>
+            <w:tcW w:w="5097" w:type="dxa"/>
+          </w:tcPr>
+          <w:p>
+            <w:pPr>
+              <w:pStyle w:val="NORMALTEXT"/>
+              <w:spacing w:before="0" w:line="276" w:lineRule="auto"/>
+              <w:ind w:firstLine="0"/>
+              <w:contextualSpacing w:val="0"/>
+              <w:jc w:val="left"/>
+            </w:pPr>
+            <w:r>
+              <w:t>Предусловие</w:t>
+            </w:r>
+          </w:p>
+        </w:tc>
+        <w:tc>
+          <w:tcPr>
+            <w:tcW w:w="5098" w:type="dxa"/>
+          </w:tcPr>
+          <w:p>
+            <w:pPr>
+              <w:pStyle w:val="NORMALTEXT"/>
+              <w:spacing w:before="0" w:line="276" w:lineRule="auto"/>
+              <w:ind w:firstLine="0"/>
+              <w:contextualSpacing w:val="0"/>
+              <w:jc w:val="left"/>
+            </w:pPr>
+            <w:r>
+              <w:t>Окончание рабочей смены. Все сессии завершены, либо передаются следующему администратору.</w:t>
+            </w:r>
+          </w:p>
+        </w:tc>
+      </w:tr>
+      <w:tr>
+        <w:tc>
+          <w:tcPr>
+            <w:tcW w:w="5097" w:type="dxa"/>
+          </w:tcPr>
+          <w:p>
+            <w:pPr>
+              <w:pStyle w:val="NORMALTEXT"/>
+              <w:spacing w:before="0" w:line="276" w:lineRule="auto"/>
+              <w:ind w:firstLine="0"/>
+              <w:contextualSpacing w:val="0"/>
+              <w:jc w:val="left"/>
+            </w:pPr>
+            <w:r>
+              <w:t>Основной поток событий</w:t>
+            </w:r>
+          </w:p>
+        </w:tc>
+        <w:tc>
+          <w:tcPr>
+            <w:tcW w:w="5098" w:type="dxa"/>
+          </w:tcPr>
+          <w:p>
+            <w:pPr>
+              <w:pStyle w:val="NORMALTEXT"/>
+              <w:spacing w:before="0" w:line="276" w:lineRule="auto"/>
+              <w:ind w:firstLine="0"/>
+              <w:jc w:val="left"/>
+            </w:pPr>
+            <w:r>
+              <w:t>1. Администратор инициирует процедуру закрытия в подсистеме «Касса» нажатием кнопки «Закрыть смену».</w:t>
+            </w:r>
+          </w:p>
+          <w:p>
+            <w:pPr>
+              <w:pStyle w:val="NORMALTEXT"/>
+              <w:spacing w:line="276" w:lineRule="auto"/>
+              <w:ind w:firstLine="0"/>
+              <w:jc w:val="left"/>
+            </w:pPr>
+            <w:r>
+              <w:t xml:space="preserve">2. Система 1С проверяет наличие </w:t>
+            </w:r>
+            <w:proofErr w:type="spellStart"/>
+            <w:r>
+              <w:t>непроведенных</w:t>
+            </w:r>
+            <w:proofErr w:type="spellEnd"/>
+            <w:r>
+              <w:t xml:space="preserve"> чеков и "зависших" сессий.</w:t>
+            </w:r>
+          </w:p>
+          <w:p>
+            <w:pPr>
+              <w:pStyle w:val="NORMALTEXT"/>
+              <w:spacing w:line="276" w:lineRule="auto"/>
+              <w:ind w:firstLine="0"/>
+              <w:jc w:val="left"/>
+            </w:pPr>
+            <w:r>
+              <w:t>3. Система автоматически формирует документ «Отчет о розничных продажах» (Z-отчет).</w:t>
+            </w:r>
+          </w:p>
+          <w:p>
+            <w:pPr>
+              <w:pStyle w:val="NORMALTEXT"/>
+              <w:spacing w:line="276" w:lineRule="auto"/>
+              <w:ind w:firstLine="0"/>
+              <w:jc w:val="left"/>
+            </w:pPr>
+            <w:r>
+              <w:t>4. 1С подсчитывает и выводит на экран итоговую выручку с разделением на наличные/безналичные расчеты, а также разделяет доходы по статьям (аренда ПК / бар).</w:t>
+            </w:r>
+          </w:p>
+          <w:p>
+            <w:pPr>
+              <w:pStyle w:val="NORMALTEXT"/>
+              <w:spacing w:line="276" w:lineRule="auto"/>
+              <w:ind w:firstLine="0"/>
+              <w:jc w:val="left"/>
+            </w:pPr>
+            <w:r>
+              <w:t>5. Администратор сверяет фактическую сумму наличных в кассе с данными системы и подтверждает закрытие.</w:t>
+            </w:r>
+          </w:p>
+          <w:p>
+            <w:pPr>
+              <w:pStyle w:val="NORMALTEXT"/>
+              <w:spacing w:line="276" w:lineRule="auto"/>
+              <w:ind w:firstLine="0"/>
+              <w:jc w:val="left"/>
+            </w:pPr>
+            <w:r>
+              <w:t>6. Система закрывает кассовую смену и блокирует возможность создания документов датой завершенной смены.</w:t>
+            </w:r>
+          </w:p>
+        </w:tc>
+      </w:tr>
+      <w:tr>
+        <w:tc>
+          <w:tcPr>
+            <w:tcW w:w="5097" w:type="dxa"/>
+          </w:tcPr>
+          <w:p>
+            <w:pPr>
+              <w:pStyle w:val="NORMALTEXT"/>
+              <w:spacing w:before="0" w:line="276" w:lineRule="auto"/>
+              <w:ind w:firstLine="0"/>
+              <w:contextualSpacing w:val="0"/>
+              <w:jc w:val="left"/>
+            </w:pPr>
+            <w:r>
+              <w:t>Альтернативный поток событий</w:t>
+            </w:r>
+          </w:p>
+        </w:tc>
+        <w:tc>
+          <w:tcPr>
+            <w:tcW w:w="5098" w:type="dxa"/>
+          </w:tcPr>
+          <w:p>
+            <w:pPr>
+              <w:pStyle w:val="NORMALTEXT"/>
+              <w:spacing w:before="0" w:line="276" w:lineRule="auto"/>
+              <w:ind w:firstLine="0"/>
+              <w:contextualSpacing w:val="0"/>
+              <w:jc w:val="left"/>
+            </w:pPr>
+            <w:r>
+              <w:t>На шаге 5 администратор выявляет расхождение (недостачу наличных). Администратор вводит в систему фактическую сумму, находящуюся в кассе. Система закрывает смену, но дополнительно формирует служебный документ «Недостача», который автоматически отправляется руководителю для дальнейшего разбирательства.</w:t>
+            </w:r>
+          </w:p>
+        </w:tc>
+      </w:tr>
+      <w:tr>
+        <w:tc>
+          <w:tcPr>
+            <w:tcW w:w="5097" w:type="dxa"/>
+          </w:tcPr>
+          <w:p>
+            <w:pPr>
+              <w:pStyle w:val="NORMALTEXT"/>
+              <w:spacing w:before="0" w:line="276" w:lineRule="auto"/>
+              <w:ind w:firstLine="0"/>
+              <w:contextualSpacing w:val="0"/>
+              <w:jc w:val="left"/>
+            </w:pPr>
+            <w:r>
+              <w:lastRenderedPageBreak/>
+              <w:t>Постусловие</w:t>
+            </w:r>
+          </w:p>
+        </w:tc>
+        <w:tc>
+          <w:tcPr>
+            <w:tcW w:w="5098" w:type="dxa"/>
+          </w:tcPr>
+          <w:p>
+            <w:pPr>
+              <w:pStyle w:val="NORMALTEXT"/>
+              <w:spacing w:before="0" w:line="276" w:lineRule="auto"/>
+              <w:ind w:firstLine="0"/>
+              <w:contextualSpacing w:val="0"/>
+              <w:jc w:val="left"/>
+            </w:pPr>
+            <w:r>
+              <w:t>Кассовая смена закрыта, финансовые итоги зафиксированы в бухгалтерских регистрах, остатки товаров списаны со склада.</w:t>
+            </w:r>
+          </w:p>
+        </w:tc>
+      </w:tr>
+      <w:tr>
+        <w:tc>
+          <w:tcPr>
+            <w:tcW w:w="5097" w:type="dxa"/>
+          </w:tcPr>
+          <w:p>
+            <w:pPr>
+              <w:pStyle w:val="NORMALTEXT"/>
+              <w:spacing w:before="0" w:line="276" w:lineRule="auto"/>
+              <w:ind w:firstLine="0"/>
+              <w:contextualSpacing w:val="0"/>
+              <w:jc w:val="left"/>
+            </w:pPr>
+            <w:r>
+              <w:t>Специальные события</w:t>
+            </w:r>
+          </w:p>
+        </w:tc>
+        <w:tc>
+          <w:tcPr>
+            <w:tcW w:w="5098" w:type="dxa"/>
+          </w:tcPr>
+          <w:p>
+            <w:pPr>
+              <w:pStyle w:val="NORMALTEXT"/>
+              <w:spacing w:before="0" w:line="276" w:lineRule="auto"/>
+              <w:ind w:firstLine="0"/>
+              <w:contextualSpacing w:val="0"/>
+              <w:jc w:val="left"/>
+            </w:pPr>
+            <w:r>
+              <w:t>После проведения документа «Отчет о розничных продажах» права текущего пользователя на редактирование документов этой смены аннулируются.</w:t>
+            </w:r>
+          </w:p>
+        </w:tc>
+      </w:tr>
+    </w:tbl>
+    <w:p>
+      <w:pPr>
+        <w:pStyle w:val="NORMALTEXT"/>
+        <w:ind w:firstLine="0"/>
+      </w:pPr>
+    </w:p>
+    <w:p>
+      <w:pPr>
+        <w:pStyle w:val="NORMALTEXT"/>
+        <w:ind w:firstLine="0"/>
+      </w:pPr>
+      <w:r>
+        <w:t xml:space="preserve">Таблица </w:t>
+      </w:r>
+      <w:r>
+        <w:t xml:space="preserve">7 </w:t>
+      </w:r>
+      <w:r>
+        <w:t xml:space="preserve">– Сценарий использования системы </w:t>
+      </w:r>
+      <w:r>
+        <w:t>7</w:t>
+      </w:r>
+    </w:p>
+    <w:tbl>
+      <w:tblPr>
+        <w:tblStyle w:val="ac"/>
+        <w:tblW w:w="0" w:type="auto"/>
+        <w:tblLook w:val="04A0" w:firstRow="1" w:lastRow="0" w:firstColumn="1" w:lastColumn="0" w:noHBand="0" w:noVBand="1"/>
+      </w:tblPr>
+      <w:tblGrid>
+        <w:gridCol w:w="5097"/>
+        <w:gridCol w:w="5098"/>
+      </w:tblGrid>
+      <w:tr>
+        <w:trPr>
+          <w:cnfStyle w:val="100000000000" w:firstRow="1" w:lastRow="0" w:firstColumn="0" w:lastColumn="0" w:oddVBand="0" w:evenVBand="0" w:oddHBand="0" w:evenHBand="0" w:firstRowFirstColumn="0" w:firstRowLastColumn="0" w:lastRowFirstColumn="0" w:lastRowLastColumn="0"/>
+        </w:trPr>
+        <w:tc>
+          <w:tcPr>
+            <w:tcW w:w="5097" w:type="dxa"/>
+          </w:tcPr>
+          <w:p>
+            <w:pPr>
+              <w:pStyle w:val="NORMALTEXT"/>
+              <w:spacing w:before="0" w:line="276" w:lineRule="auto"/>
+              <w:ind w:firstLine="0"/>
+              <w:contextualSpacing w:val="0"/>
+              <w:jc w:val="left"/>
+              <w:rPr>
+                <w:szCs w:val="24"/>
+              </w:rPr>
+            </w:pPr>
+            <w:r>
+              <w:rPr>
+                <w:szCs w:val="24"/>
+              </w:rPr>
+              <w:t>Наименование</w:t>
+            </w:r>
+          </w:p>
+        </w:tc>
+        <w:tc>
+          <w:tcPr>
+            <w:tcW w:w="5098" w:type="dxa"/>
+          </w:tcPr>
+          <w:p>
+            <w:pPr>
+              <w:pStyle w:val="NORMALTEXT"/>
+              <w:spacing w:before="0" w:line="276" w:lineRule="auto"/>
+              <w:ind w:firstLine="0"/>
+              <w:contextualSpacing w:val="0"/>
+              <w:jc w:val="left"/>
+              <w:rPr>
+                <w:szCs w:val="24"/>
+              </w:rPr>
+            </w:pPr>
+            <w:r>
+              <w:rPr>
+                <w:szCs w:val="24"/>
+              </w:rPr>
+              <w:t>Изменение статуса оборудования (Блокировка / Ремонт)</w:t>
+            </w:r>
+          </w:p>
+        </w:tc>
+      </w:tr>
+      <w:tr>
+        <w:tc>
+          <w:tcPr>
+            <w:tcW w:w="5097" w:type="dxa"/>
+          </w:tcPr>
+          <w:p>
+            <w:pPr>
+              <w:pStyle w:val="NORMALTEXT"/>
+              <w:spacing w:before="0" w:line="276" w:lineRule="auto"/>
+              <w:ind w:firstLine="0"/>
+              <w:contextualSpacing w:val="0"/>
+              <w:jc w:val="left"/>
+              <w:rPr>
+                <w:szCs w:val="24"/>
+              </w:rPr>
+            </w:pPr>
+            <w:r>
+              <w:rPr>
+                <w:szCs w:val="24"/>
+              </w:rPr>
+              <w:t>Идентификатор</w:t>
+            </w:r>
+          </w:p>
+        </w:tc>
+        <w:tc>
+          <w:tcPr>
+            <w:tcW w:w="5098" w:type="dxa"/>
+          </w:tcPr>
+          <w:p>
+            <w:pPr>
+              <w:pStyle w:val="NORMALTEXT"/>
+              <w:spacing w:before="0" w:line="276" w:lineRule="auto"/>
+              <w:ind w:firstLine="0"/>
+              <w:contextualSpacing w:val="0"/>
+              <w:jc w:val="left"/>
+              <w:rPr>
+                <w:szCs w:val="24"/>
+              </w:rPr>
+            </w:pPr>
+            <w:r>
+              <w:rPr>
+                <w:szCs w:val="24"/>
+              </w:rPr>
+              <w:t>UC-07</w:t>
+            </w:r>
+          </w:p>
+        </w:tc>
+      </w:tr>
+      <w:tr>
+        <w:tc>
+          <w:tcPr>
+            <w:tcW w:w="5097" w:type="dxa"/>
+          </w:tcPr>
+          <w:p>
+            <w:pPr>
+              <w:pStyle w:val="NORMALTEXT"/>
+              <w:spacing w:before="0" w:line="276" w:lineRule="auto"/>
+              <w:ind w:firstLine="0"/>
+              <w:contextualSpacing w:val="0"/>
+              <w:jc w:val="left"/>
+              <w:rPr>
+                <w:szCs w:val="24"/>
+              </w:rPr>
+            </w:pPr>
+            <w:r>
+              <w:rPr>
+                <w:szCs w:val="24"/>
+              </w:rPr>
+              <w:t>Актор</w:t>
+            </w:r>
+          </w:p>
+        </w:tc>
+        <w:tc>
+          <w:tcPr>
+            <w:tcW w:w="5098" w:type="dxa"/>
+          </w:tcPr>
+          <w:p>
+            <w:pPr>
+              <w:pStyle w:val="NORMALTEXT"/>
+              <w:spacing w:before="0" w:line="276" w:lineRule="auto"/>
+              <w:ind w:firstLine="0"/>
+              <w:contextualSpacing w:val="0"/>
+              <w:jc w:val="left"/>
+              <w:rPr>
+                <w:szCs w:val="24"/>
+              </w:rPr>
+            </w:pPr>
+            <w:r>
+              <w:rPr>
+                <w:szCs w:val="24"/>
+              </w:rPr>
+              <w:t>Администратор</w:t>
+            </w:r>
+          </w:p>
+        </w:tc>
+      </w:tr>
+      <w:tr>
+        <w:tc>
+          <w:tcPr>
+            <w:tcW w:w="5097" w:type="dxa"/>
+          </w:tcPr>
+          <w:p>
+            <w:pPr>
+              <w:pStyle w:val="NORMALTEXT"/>
+              <w:spacing w:before="0" w:line="276" w:lineRule="auto"/>
+              <w:ind w:firstLine="0"/>
+              <w:contextualSpacing w:val="0"/>
+              <w:jc w:val="left"/>
+              <w:rPr>
+                <w:szCs w:val="24"/>
+              </w:rPr>
+            </w:pPr>
+            <w:r>
+              <w:rPr>
+                <w:szCs w:val="24"/>
+              </w:rPr>
+              <w:t>Предусловие</w:t>
+            </w:r>
+          </w:p>
+        </w:tc>
+        <w:tc>
+          <w:tcPr>
+            <w:tcW w:w="5098" w:type="dxa"/>
+          </w:tcPr>
+          <w:p>
+            <w:pPr>
+              <w:pStyle w:val="NORMALTEXT"/>
+              <w:spacing w:before="0" w:line="276" w:lineRule="auto"/>
+              <w:ind w:firstLine="0"/>
+              <w:contextualSpacing w:val="0"/>
+              <w:jc w:val="left"/>
+              <w:rPr>
+                <w:szCs w:val="24"/>
+              </w:rPr>
+            </w:pPr>
+            <w:r>
+              <w:rPr>
+                <w:szCs w:val="24"/>
+              </w:rPr>
+              <w:t>Рабочая станция не задействована в активной игровой сессии.</w:t>
+            </w:r>
+          </w:p>
+        </w:tc>
+      </w:tr>
+      <w:tr>
+        <w:tc>
+          <w:tcPr>
+            <w:tcW w:w="5097" w:type="dxa"/>
+          </w:tcPr>
+          <w:p>
+            <w:pPr>
+              <w:pStyle w:val="NORMALTEXT"/>
+              <w:spacing w:before="0" w:line="276" w:lineRule="auto"/>
+              <w:ind w:firstLine="0"/>
+              <w:contextualSpacing w:val="0"/>
+              <w:jc w:val="left"/>
+              <w:rPr>
+                <w:szCs w:val="24"/>
+              </w:rPr>
+            </w:pPr>
+            <w:r>
+              <w:rPr>
+                <w:szCs w:val="24"/>
+              </w:rPr>
+              <w:t>Основной поток событий</w:t>
+            </w:r>
+          </w:p>
+        </w:tc>
+        <w:tc>
+          <w:tcPr>
+            <w:tcW w:w="5098" w:type="dxa"/>
+          </w:tcPr>
+          <w:p>
+            <w:pPr>
+              <w:pStyle w:val="NORMALTEXT"/>
+              <w:spacing w:before="0" w:line="276" w:lineRule="auto"/>
+              <w:ind w:firstLine="0"/>
+              <w:contextualSpacing w:val="0"/>
+              <w:jc w:val="left"/>
+              <w:rPr>
+                <w:szCs w:val="24"/>
+              </w:rPr>
+            </w:pPr>
+            <w:r>
+              <w:rPr>
+                <w:szCs w:val="24"/>
+              </w:rPr>
+              <w:t>1. Администратор обнаруживает техническую неисправность компьютера или периферии.</w:t>
+            </w:r>
+          </w:p>
+          <w:p>
+            <w:pPr>
+              <w:pStyle w:val="NORMALTEXT"/>
+              <w:spacing w:before="0" w:line="276" w:lineRule="auto"/>
+              <w:ind w:firstLine="0"/>
+              <w:contextualSpacing w:val="0"/>
+              <w:jc w:val="left"/>
+              <w:rPr>
+                <w:szCs w:val="24"/>
+              </w:rPr>
+            </w:pPr>
+            <w:r>
+              <w:rPr>
+                <w:szCs w:val="24"/>
+              </w:rPr>
+              <w:t>2. Администратор кликает правой кнопкой мыши по ПК на карте зала и выбирает пункт «Изменить статус оборудования».</w:t>
+            </w:r>
+          </w:p>
+          <w:p>
+            <w:pPr>
+              <w:pStyle w:val="NORMALTEXT"/>
+              <w:spacing w:before="0" w:line="276" w:lineRule="auto"/>
+              <w:ind w:firstLine="0"/>
+              <w:contextualSpacing w:val="0"/>
+              <w:jc w:val="left"/>
+              <w:rPr>
+                <w:szCs w:val="24"/>
+              </w:rPr>
+            </w:pPr>
+            <w:r>
+              <w:rPr>
+                <w:szCs w:val="24"/>
+              </w:rPr>
+              <w:t>3. В открывшемся окне администратор выбирает статус «На обслуживании» и вводит текстовый комментарий с причиной неисправности.</w:t>
+            </w:r>
+          </w:p>
+          <w:p>
+            <w:pPr>
+              <w:pStyle w:val="NORMALTEXT"/>
+              <w:spacing w:before="0" w:line="276" w:lineRule="auto"/>
+              <w:ind w:firstLine="0"/>
+              <w:contextualSpacing w:val="0"/>
+              <w:jc w:val="left"/>
+              <w:rPr>
+                <w:szCs w:val="24"/>
+              </w:rPr>
+            </w:pPr>
+            <w:r>
+              <w:rPr>
+                <w:szCs w:val="24"/>
+              </w:rPr>
+              <w:t>4. Система 1С сохраняет изменения, ПК окрашивается на карте в красный цвет.</w:t>
+            </w:r>
+          </w:p>
+          <w:p>
+            <w:pPr>
+              <w:pStyle w:val="NORMALTEXT"/>
+              <w:spacing w:before="0" w:line="276" w:lineRule="auto"/>
+              <w:ind w:firstLine="0"/>
+              <w:contextualSpacing w:val="0"/>
+              <w:jc w:val="left"/>
+              <w:rPr>
+                <w:szCs w:val="24"/>
+              </w:rPr>
+            </w:pPr>
+            <w:r>
+              <w:rPr>
+                <w:szCs w:val="24"/>
+              </w:rPr>
+              <w:t>5. Система исключает данный ПК из доступного пула для запуска сессий (UC-01) и онлайн-бронирования (UC-02).</w:t>
+            </w:r>
+          </w:p>
+        </w:tc>
+      </w:tr>
+      <w:tr>
+        <w:tc>
+          <w:tcPr>
+            <w:tcW w:w="5097" w:type="dxa"/>
+          </w:tcPr>
+          <w:p>
+            <w:pPr>
+              <w:pStyle w:val="NORMALTEXT"/>
+              <w:spacing w:before="0" w:line="276" w:lineRule="auto"/>
+              <w:ind w:firstLine="0"/>
+              <w:contextualSpacing w:val="0"/>
+              <w:jc w:val="left"/>
+              <w:rPr>
+                <w:szCs w:val="24"/>
+              </w:rPr>
+            </w:pPr>
+            <w:r>
+              <w:rPr>
+                <w:szCs w:val="24"/>
+              </w:rPr>
+              <w:t>Альтернативный поток событий</w:t>
+            </w:r>
+          </w:p>
+        </w:tc>
+        <w:tc>
+          <w:tcPr>
+            <w:tcW w:w="5098" w:type="dxa"/>
+          </w:tcPr>
+          <w:p>
+            <w:pPr>
+              <w:pStyle w:val="NORMALTEXT"/>
+              <w:spacing w:before="0" w:line="276" w:lineRule="auto"/>
+              <w:ind w:firstLine="0"/>
+              <w:contextualSpacing w:val="0"/>
+              <w:jc w:val="left"/>
+              <w:rPr>
+                <w:szCs w:val="24"/>
+              </w:rPr>
+            </w:pPr>
+            <w:r>
+              <w:rPr>
+                <w:szCs w:val="24"/>
+              </w:rPr>
+              <w:t>На шаге 4 система 1С обнаруживает, что на этот ПК уже есть активная предстоящая бронь. Система выводит окно: «На ПК имеются активные бронирования. Перенести?». Администратор подтверждает, и система 1С автоматически перераспределяет брони на другие свободные ПК аналогичной категории.</w:t>
+            </w:r>
+          </w:p>
+        </w:tc>
+      </w:tr>
+      <w:tr>
+        <w:tc>
+          <w:tcPr>
+            <w:tcW w:w="5097" w:type="dxa"/>
+          </w:tcPr>
+          <w:p>
+            <w:pPr>
+              <w:pStyle w:val="NORMALTEXT"/>
+              <w:spacing w:before="0" w:line="276" w:lineRule="auto"/>
+              <w:ind w:firstLine="0"/>
+              <w:contextualSpacing w:val="0"/>
+              <w:jc w:val="left"/>
+              <w:rPr>
+                <w:szCs w:val="24"/>
+              </w:rPr>
+            </w:pPr>
+            <w:r>
+              <w:rPr>
+                <w:szCs w:val="24"/>
+              </w:rPr>
+              <w:t>Постусловие</w:t>
+            </w:r>
+          </w:p>
+        </w:tc>
+        <w:tc>
+          <w:tcPr>
+            <w:tcW w:w="5098" w:type="dxa"/>
+          </w:tcPr>
+          <w:p>
+            <w:pPr>
+              <w:pStyle w:val="NORMALTEXT"/>
+              <w:spacing w:before="0" w:line="276" w:lineRule="auto"/>
+              <w:ind w:firstLine="0"/>
+              <w:contextualSpacing w:val="0"/>
+              <w:jc w:val="left"/>
+              <w:rPr>
+                <w:szCs w:val="24"/>
+              </w:rPr>
+            </w:pPr>
+            <w:r>
+              <w:rPr>
+                <w:szCs w:val="24"/>
+              </w:rPr>
+              <w:t>Неисправный ПК заблокирован для продажи, заявка на ремонт зафиксирована в системе.</w:t>
+            </w:r>
+          </w:p>
+        </w:tc>
+      </w:tr>
+      <w:tr>
+        <w:tc>
+          <w:tcPr>
+            <w:tcW w:w="5097" w:type="dxa"/>
+          </w:tcPr>
+          <w:p>
+            <w:pPr>
+              <w:pStyle w:val="NORMALTEXT"/>
+              <w:spacing w:before="0" w:line="276" w:lineRule="auto"/>
+              <w:ind w:firstLine="0"/>
+              <w:contextualSpacing w:val="0"/>
+              <w:jc w:val="left"/>
+              <w:rPr>
+                <w:szCs w:val="24"/>
+              </w:rPr>
+            </w:pPr>
+            <w:r>
+              <w:rPr>
+                <w:szCs w:val="24"/>
+              </w:rPr>
+              <w:t>Специальные события</w:t>
+            </w:r>
+          </w:p>
+        </w:tc>
+        <w:tc>
+          <w:tcPr>
+            <w:tcW w:w="5098" w:type="dxa"/>
+          </w:tcPr>
+          <w:p>
+            <w:pPr>
+              <w:pStyle w:val="NORMALTEXT"/>
+              <w:spacing w:before="0" w:line="276" w:lineRule="auto"/>
+              <w:ind w:firstLine="0"/>
+              <w:contextualSpacing w:val="0"/>
+              <w:jc w:val="left"/>
+              <w:rPr>
+                <w:szCs w:val="24"/>
+              </w:rPr>
+            </w:pPr>
+            <w:r>
+              <w:rPr>
+                <w:szCs w:val="24"/>
+              </w:rPr>
+              <w:t>История всех поломок и блокировок пишется в отдельный регистр сведений для последующего анализа износа оборудования руководством.</w:t>
             </w:r>
           </w:p>
         </w:tc>
@@ -2481,6 +4955,233 @@
       </w:pPr>
     </w:lvl>
   </w:abstractNum>
+  <w:abstractNum w:abstractNumId="5" w15:restartNumberingAfterBreak="0">
+    <w:nsid w:val="718B430D"/>
+    <w:multiLevelType w:val="multilevel"/>
+    <w:tmpl w:val="153E6844"/>
+    <w:lvl w:ilvl="0">
+      <w:start w:val="1"/>
+      <w:numFmt w:val="decimal"/>
+      <w:lvlText w:val="%1."/>
+      <w:lvlJc w:val="left"/>
+      <w:pPr>
+        <w:tabs>
+          <w:tab w:val="num" w:pos="720"/>
+        </w:tabs>
+        <w:ind w:left="720" w:hanging="360"/>
+      </w:pPr>
+    </w:lvl>
+    <w:lvl w:ilvl="1" w:tentative="1">
+      <w:start w:val="1"/>
+      <w:numFmt w:val="decimal"/>
+      <w:lvlText w:val="%2."/>
+      <w:lvlJc w:val="left"/>
+      <w:pPr>
+        <w:tabs>
+          <w:tab w:val="num" w:pos="1440"/>
+        </w:tabs>
+        <w:ind w:left="1440" w:hanging="360"/>
+      </w:pPr>
+    </w:lvl>
+    <w:lvl w:ilvl="2" w:tentative="1">
+      <w:start w:val="1"/>
+      <w:numFmt w:val="decimal"/>
+      <w:lvlText w:val="%3."/>
+      <w:lvlJc w:val="left"/>
+      <w:pPr>
+        <w:tabs>
+          <w:tab w:val="num" w:pos="2160"/>
+        </w:tabs>
+        <w:ind w:left="2160" w:hanging="360"/>
+      </w:pPr>
+    </w:lvl>
+    <w:lvl w:ilvl="3" w:tentative="1">
+      <w:start w:val="1"/>
+      <w:numFmt w:val="decimal"/>
+      <w:lvlText w:val="%4."/>
+      <w:lvlJc w:val="left"/>
+      <w:pPr>
+        <w:tabs>
+          <w:tab w:val="num" w:pos="2880"/>
+        </w:tabs>
+        <w:ind w:left="2880" w:hanging="360"/>
+      </w:pPr>
+    </w:lvl>
+    <w:lvl w:ilvl="4" w:tentative="1">
+      <w:start w:val="1"/>
+      <w:numFmt w:val="decimal"/>
+      <w:lvlText w:val="%5."/>
+      <w:lvlJc w:val="left"/>
+      <w:pPr>
+        <w:tabs>
+          <w:tab w:val="num" w:pos="3600"/>
+        </w:tabs>
+        <w:ind w:left="3600" w:hanging="360"/>
+      </w:pPr>
+    </w:lvl>
+    <w:lvl w:ilvl="5" w:tentative="1">
+      <w:start w:val="1"/>
+      <w:numFmt w:val="decimal"/>
+      <w:lvlText w:val="%6."/>
+      <w:lvlJc w:val="left"/>
+      <w:pPr>
+        <w:tabs>
+          <w:tab w:val="num" w:pos="4320"/>
+        </w:tabs>
+        <w:ind w:left="4320" w:hanging="360"/>
+      </w:pPr>
+    </w:lvl>
+    <w:lvl w:ilvl="6" w:tentative="1">
+      <w:start w:val="1"/>
+      <w:numFmt w:val="decimal"/>
+      <w:lvlText w:val="%7."/>
+      <w:lvlJc w:val="left"/>
+      <w:pPr>
+        <w:tabs>
+          <w:tab w:val="num" w:pos="5040"/>
+        </w:tabs>
+        <w:ind w:left="5040" w:hanging="360"/>
+      </w:pPr>
+    </w:lvl>
+    <w:lvl w:ilvl="7" w:tentative="1">
+      <w:start w:val="1"/>
+      <w:numFmt w:val="decimal"/>
+      <w:lvlText w:val="%8."/>
+      <w:lvlJc w:val="left"/>
+      <w:pPr>
+        <w:tabs>
+          <w:tab w:val="num" w:pos="5760"/>
+        </w:tabs>
+        <w:ind w:left="5760" w:hanging="360"/>
+      </w:pPr>
+    </w:lvl>
+    <w:lvl w:ilvl="8" w:tentative="1">
+      <w:start w:val="1"/>
+      <w:numFmt w:val="decimal"/>
+      <w:lvlText w:val="%9."/>
+      <w:lvlJc w:val="left"/>
+      <w:pPr>
+        <w:tabs>
+          <w:tab w:val="num" w:pos="6480"/>
+        </w:tabs>
+        <w:ind w:left="6480" w:hanging="360"/>
+      </w:pPr>
+    </w:lvl>
+  </w:abstractNum>
+  <w:abstractNum w:abstractNumId="6" w15:restartNumberingAfterBreak="0">
+    <w:nsid w:val="79127958"/>
+    <w:multiLevelType w:val="hybridMultilevel"/>
+    <w:tmpl w:val="2CFAFA0E"/>
+    <w:lvl w:ilvl="0" w:tplc="02EC9724">
+      <w:start w:val="1"/>
+      <w:numFmt w:val="bullet"/>
+      <w:lvlRestart w:val="0"/>
+      <w:lvlText w:val=""/>
+      <w:lvlJc w:val="left"/>
+      <w:pPr>
+        <w:ind w:left="723" w:hanging="363"/>
+      </w:pPr>
+      <w:rPr>
+        <w:rFonts w:ascii="Symbol" w:hAnsi="Symbol" w:hint="default"/>
+      </w:rPr>
+    </w:lvl>
+    <w:lvl w:ilvl="1" w:tplc="04190003" w:tentative="1">
+      <w:start w:val="1"/>
+      <w:numFmt w:val="bullet"/>
+      <w:lvlText w:val="o"/>
+      <w:lvlJc w:val="left"/>
+      <w:pPr>
+        <w:ind w:left="1443" w:hanging="360"/>
+      </w:pPr>
+      <w:rPr>
+        <w:rFonts w:ascii="Courier New" w:hAnsi="Courier New" w:cs="Courier New" w:hint="default"/>
+      </w:rPr>
+    </w:lvl>
+    <w:lvl w:ilvl="2" w:tplc="04190005" w:tentative="1">
+      <w:start w:val="1"/>
+      <w:numFmt w:val="bullet"/>
+      <w:lvlText w:val=""/>
+      <w:lvlJc w:val="left"/>
+      <w:pPr>
+        <w:ind w:left="2163" w:hanging="360"/>
+      </w:pPr>
+      <w:rPr>
+        <w:rFonts w:ascii="Wingdings" w:hAnsi="Wingdings" w:hint="default"/>
+      </w:rPr>
+    </w:lvl>
+    <w:lvl w:ilvl="3" w:tplc="04190001" w:tentative="1">
+      <w:start w:val="1"/>
+      <w:numFmt w:val="bullet"/>
+      <w:lvlText w:val=""/>
+      <w:lvlJc w:val="left"/>
+      <w:pPr>
+        <w:ind w:left="2883" w:hanging="360"/>
+      </w:pPr>
+      <w:rPr>
+        <w:rFonts w:ascii="Symbol" w:hAnsi="Symbol" w:hint="default"/>
+      </w:rPr>
+    </w:lvl>
+    <w:lvl w:ilvl="4" w:tplc="04190003" w:tentative="1">
+      <w:start w:val="1"/>
+      <w:numFmt w:val="bullet"/>
+      <w:lvlText w:val="o"/>
+      <w:lvlJc w:val="left"/>
+      <w:pPr>
+        <w:ind w:left="3603" w:hanging="360"/>
+      </w:pPr>
+      <w:rPr>
+        <w:rFonts w:ascii="Courier New" w:hAnsi="Courier New" w:cs="Courier New" w:hint="default"/>
+      </w:rPr>
+    </w:lvl>
+    <w:lvl w:ilvl="5" w:tplc="04190005" w:tentative="1">
+      <w:start w:val="1"/>
+      <w:numFmt w:val="bullet"/>
+      <w:lvlText w:val=""/>
+      <w:lvlJc w:val="left"/>
+      <w:pPr>
+        <w:ind w:left="4323" w:hanging="360"/>
+      </w:pPr>
+      <w:rPr>
+        <w:rFonts w:ascii="Wingdings" w:hAnsi="Wingdings" w:hint="default"/>
+      </w:rPr>
+    </w:lvl>
+    <w:lvl w:ilvl="6" w:tplc="04190001" w:tentative="1">
+      <w:start w:val="1"/>
+      <w:numFmt w:val="bullet"/>
+      <w:lvlText w:val=""/>
+      <w:lvlJc w:val="left"/>
+      <w:pPr>
+        <w:ind w:left="5043" w:hanging="360"/>
+      </w:pPr>
+      <w:rPr>
+        <w:rFonts w:ascii="Symbol" w:hAnsi="Symbol" w:hint="default"/>
+      </w:rPr>
+    </w:lvl>
+    <w:lvl w:ilvl="7" w:tplc="04190003" w:tentative="1">
+      <w:start w:val="1"/>
+      <w:numFmt w:val="bullet"/>
+      <w:lvlText w:val="o"/>
+      <w:lvlJc w:val="left"/>
+      <w:pPr>
+        <w:ind w:left="5763" w:hanging="360"/>
+      </w:pPr>
+      <w:rPr>
+        <w:rFonts w:ascii="Courier New" w:hAnsi="Courier New" w:cs="Courier New" w:hint="default"/>
+      </w:rPr>
+    </w:lvl>
+    <w:lvl w:ilvl="8" w:tplc="04190005" w:tentative="1">
+      <w:start w:val="1"/>
+      <w:numFmt w:val="bullet"/>
+      <w:lvlText w:val=""/>
+      <w:lvlJc w:val="left"/>
+      <w:pPr>
+        <w:ind w:left="6483" w:hanging="360"/>
+      </w:pPr>
+      <w:rPr>
+        <w:rFonts w:ascii="Wingdings" w:hAnsi="Wingdings" w:hint="default"/>
+      </w:rPr>
+    </w:lvl>
+  </w:abstractNum>
   <w:num w:numId="1" w16cid:durableId="588854349">
     <w:abstractNumId w:val="3"/>
   </w:num>
@@ -2495,6 +5196,12 @@
   </w:num>
   <w:num w:numId="5" w16cid:durableId="1233347687">
     <w:abstractNumId w:val="2"/>
+  </w:num>
+  <w:num w:numId="6" w16cid:durableId="942885357">
+    <w:abstractNumId w:val="5"/>
+  </w:num>
+  <w:num w:numId="7" w16cid:durableId="16011709">
+    <w:abstractNumId w:val="6"/>
   </w:num>
   <w:numIdMacAtCleanup w:val="5"/>
 </w:numbering>
@@ -3181,7 +5888,6 @@
   <w:style w:type="character" w:default="1" w:styleId="a2">
     <w:name w:val="Default Paragraph Font"/>
     <w:uiPriority w:val="1"/>
-    <w:semiHidden/>
     <w:unhideWhenUsed/>
   </w:style>
   <w:style w:type="table" w:default="1" w:styleId="a3">
@@ -4633,6 +7339,16 @@
 </file>
 
 <file path=customXml/item1.xml><?xml version="1.0" encoding="utf-8"?>
+<p:properties xmlns:p="http://schemas.microsoft.com/office/2006/metadata/properties" xmlns:xsi="http://www.w3.org/2001/XMLSchema-instance" xmlns:pc="http://schemas.microsoft.com/office/infopath/2007/PartnerControls">
+  <documentManagement/>
+</p:properties>
+</file>
+
+<file path=customXml/item2.xml><?xml version="1.0" encoding="utf-8"?>
+<b:Sources xmlns:b="http://schemas.openxmlformats.org/officeDocument/2006/bibliography" xmlns="http://schemas.openxmlformats.org/officeDocument/2006/bibliography" SelectedStyle="\APASixthEditionOfficeOnline.xsl" StyleName="APA" Version="6"/>
+</file>
+
+<file path=customXml/item3.xml><?xml version="1.0" encoding="utf-8"?>
 <ct:contentTypeSchema xmlns:ct="http://schemas.microsoft.com/office/2006/metadata/contentType" xmlns:ma="http://schemas.microsoft.com/office/2006/metadata/properties/metaAttributes" ct:_="" ma:_="" ma:contentTypeName="Документ" ma:contentTypeID="0x010100895006E4339BF24CAA0F5B167E451061" ma:contentTypeVersion="11" ma:contentTypeDescription="Создание документа." ma:contentTypeScope="" ma:versionID="ee66b34cdb7d5be00a86ac9db559fc97">
   <xsd:schema xmlns:xsd="http://www.w3.org/2001/XMLSchema" xmlns:xs="http://www.w3.org/2001/XMLSchema" xmlns:p="http://schemas.microsoft.com/office/2006/metadata/properties" xmlns:ns3="a1eb269e-cbf3-465a-8e4a-8d42bc45f09f" xmlns:ns4="a042d032-8e16-4c5e-a37e-70d449039bd2" targetNamespace="http://schemas.microsoft.com/office/2006/metadata/properties" ma:root="true" ma:fieldsID="9831aabdbf23b96857ccdb3f4e1a7ec2" ns3:_="" ns4:_="">
     <xsd:import namespace="a1eb269e-cbf3-465a-8e4a-8d42bc45f09f"/>
@@ -4841,7 +7557,7 @@
 </ct:contentTypeSchema>
 </file>
 
-<file path=customXml/item2.xml><?xml version="1.0" encoding="utf-8"?>
+<file path=customXml/item4.xml><?xml version="1.0" encoding="utf-8"?>
 <?mso-contentType ?>
 <FormTemplates xmlns="http://schemas.microsoft.com/sharepoint/v3/contenttype/forms">
   <Display>DocumentLibraryForm</Display>
@@ -4850,17 +7566,24 @@
 </FormTemplates>
 </file>
 
-<file path=customXml/item3.xml><?xml version="1.0" encoding="utf-8"?>
-<p:properties xmlns:p="http://schemas.microsoft.com/office/2006/metadata/properties" xmlns:xsi="http://www.w3.org/2001/XMLSchema-instance" xmlns:pc="http://schemas.microsoft.com/office/infopath/2007/PartnerControls">
-  <documentManagement/>
-</p:properties>
+<file path=customXml/itemProps1.xml><?xml version="1.0" encoding="utf-8"?>
+<ds:datastoreItem xmlns:ds="http://schemas.openxmlformats.org/officeDocument/2006/customXml" ds:itemID="{D1D02F96-5624-48FE-AB5F-467181C3EDC1}">
+  <ds:schemaRefs>
+    <ds:schemaRef ds:uri="http://schemas.microsoft.com/office/2006/metadata/properties"/>
+    <ds:schemaRef ds:uri="http://schemas.microsoft.com/office/infopath/2007/PartnerControls"/>
+  </ds:schemaRefs>
+</ds:datastoreItem>
 </file>
 
-<file path=customXml/item4.xml><?xml version="1.0" encoding="utf-8"?>
-<b:Sources xmlns:b="http://schemas.openxmlformats.org/officeDocument/2006/bibliography" xmlns="http://schemas.openxmlformats.org/officeDocument/2006/bibliography" SelectedStyle="\APASixthEditionOfficeOnline.xsl" StyleName="APA" Version="6"/>
+<file path=customXml/itemProps2.xml><?xml version="1.0" encoding="utf-8"?>
+<ds:datastoreItem xmlns:ds="http://schemas.openxmlformats.org/officeDocument/2006/customXml" ds:itemID="{5152B735-DD4D-4A96-8FF9-AD4DFEC2E043}">
+  <ds:schemaRefs>
+    <ds:schemaRef ds:uri="http://schemas.openxmlformats.org/officeDocument/2006/bibliography"/>
+  </ds:schemaRefs>
+</ds:datastoreItem>
 </file>
 
-<file path=customXml/itemProps1.xml><?xml version="1.0" encoding="utf-8"?>
+<file path=customXml/itemProps3.xml><?xml version="1.0" encoding="utf-8"?>
 <ds:datastoreItem xmlns:ds="http://schemas.openxmlformats.org/officeDocument/2006/customXml" ds:itemID="{BE06CD11-97E7-4DA4-A1E7-C20845DD652C}">
   <ds:schemaRefs>
     <ds:schemaRef ds:uri="http://schemas.microsoft.com/office/2006/metadata/contentType"/>
@@ -4879,27 +7602,10 @@
 </ds:datastoreItem>
 </file>
 
-<file path=customXml/itemProps2.xml><?xml version="1.0" encoding="utf-8"?>
+<file path=customXml/itemProps4.xml><?xml version="1.0" encoding="utf-8"?>
 <ds:datastoreItem xmlns:ds="http://schemas.openxmlformats.org/officeDocument/2006/customXml" ds:itemID="{C545EDB0-6DA9-4573-8FDA-4B7CDBF5EFD9}">
   <ds:schemaRefs>
     <ds:schemaRef ds:uri="http://schemas.microsoft.com/sharepoint/v3/contenttype/forms"/>
   </ds:schemaRefs>
 </ds:datastoreItem>
-</file>
-
-<file path=customXml/itemProps3.xml><?xml version="1.0" encoding="utf-8"?>
-<ds:datastoreItem xmlns:ds="http://schemas.openxmlformats.org/officeDocument/2006/customXml" ds:itemID="{D1D02F96-5624-48FE-AB5F-467181C3EDC1}">
-  <ds:schemaRefs>
-    <ds:schemaRef ds:uri="http://schemas.microsoft.com/office/2006/metadata/properties"/>
-    <ds:schemaRef ds:uri="http://schemas.microsoft.com/office/infopath/2007/PartnerControls"/>
-  </ds:schemaRefs>
-</ds:datastoreItem>
-</file>
-
-<file path=customXml/itemProps4.xml><?xml version="1.0" encoding="utf-8"?>
-<ds:datastoreItem xmlns:ds="http://schemas.openxmlformats.org/officeDocument/2006/customXml" ds:itemID="{5152B735-DD4D-4A96-8FF9-AD4DFEC2E043}">
-  <ds:schemaRefs>
-    <ds:schemaRef ds:uri="http://schemas.openxmlformats.org/officeDocument/2006/bibliography"/>
-  </ds:schemaRefs>
-</ds:datastoreItem>
 </file>